--- a/modelos/HISTÓRICO ESCOLAR TRANSF.docx
+++ b/modelos/HISTÓRICO ESCOLAR TRANSF.docx
@@ -696,25 +696,7 @@
                 <w:sz w:val="24"/>
                 <w:szCs w:val="24"/>
               </w:rPr>
-              <w:t>{</w:t>
-            </w:r>
-            <w:proofErr w:type="spellStart"/>
-            <w:r>
-              <w:rPr>
-                <w:rFonts w:ascii="Arial" w:hAnsi="Arial" w:cs="Arial"/>
-                <w:sz w:val="24"/>
-                <w:szCs w:val="24"/>
-              </w:rPr>
-              <w:t>nomeAluno</w:t>
-            </w:r>
-            <w:proofErr w:type="spellEnd"/>
-            <w:r>
-              <w:rPr>
-                <w:rFonts w:ascii="Arial" w:hAnsi="Arial" w:cs="Arial"/>
-                <w:sz w:val="24"/>
-                <w:szCs w:val="24"/>
-              </w:rPr>
-              <w:t>}</w:t>
+              <w:t>{nomeAluno}</w:t>
             </w:r>
           </w:p>
         </w:tc>
@@ -765,25 +747,7 @@
                 <w:sz w:val="24"/>
                 <w:szCs w:val="24"/>
               </w:rPr>
-              <w:t>{</w:t>
-            </w:r>
-            <w:proofErr w:type="spellStart"/>
-            <w:r>
-              <w:rPr>
-                <w:rFonts w:ascii="Arial" w:hAnsi="Arial" w:cs="Arial"/>
-                <w:sz w:val="24"/>
-                <w:szCs w:val="24"/>
-              </w:rPr>
-              <w:t>raAluno</w:t>
-            </w:r>
-            <w:proofErr w:type="spellEnd"/>
-            <w:r>
-              <w:rPr>
-                <w:rFonts w:ascii="Arial" w:hAnsi="Arial" w:cs="Arial"/>
-                <w:sz w:val="24"/>
-                <w:szCs w:val="24"/>
-              </w:rPr>
-              <w:t>}</w:t>
+              <w:t>{raAluno}</w:t>
             </w:r>
           </w:p>
         </w:tc>
@@ -868,25 +832,7 @@
                 <w:sz w:val="24"/>
                 <w:szCs w:val="24"/>
               </w:rPr>
-              <w:t>{</w:t>
-            </w:r>
-            <w:proofErr w:type="spellStart"/>
-            <w:r>
-              <w:rPr>
-                <w:rFonts w:ascii="Arial" w:hAnsi="Arial" w:cs="Arial"/>
-                <w:sz w:val="24"/>
-                <w:szCs w:val="24"/>
-              </w:rPr>
-              <w:t>municipioNascimento</w:t>
-            </w:r>
-            <w:proofErr w:type="spellEnd"/>
-            <w:r>
-              <w:rPr>
-                <w:rFonts w:ascii="Arial" w:hAnsi="Arial" w:cs="Arial"/>
-                <w:sz w:val="24"/>
-                <w:szCs w:val="24"/>
-              </w:rPr>
-              <w:t>}</w:t>
+              <w:t>{municipioNascimento}</w:t>
             </w:r>
           </w:p>
         </w:tc>
@@ -937,25 +883,7 @@
                 <w:sz w:val="24"/>
                 <w:szCs w:val="24"/>
               </w:rPr>
-              <w:t>{</w:t>
-            </w:r>
-            <w:proofErr w:type="spellStart"/>
-            <w:r>
-              <w:rPr>
-                <w:rFonts w:ascii="Arial" w:hAnsi="Arial" w:cs="Arial"/>
-                <w:sz w:val="24"/>
-                <w:szCs w:val="24"/>
-              </w:rPr>
-              <w:t>ufNascimento</w:t>
-            </w:r>
-            <w:proofErr w:type="spellEnd"/>
-            <w:r>
-              <w:rPr>
-                <w:rFonts w:ascii="Arial" w:hAnsi="Arial" w:cs="Arial"/>
-                <w:sz w:val="24"/>
-                <w:szCs w:val="24"/>
-              </w:rPr>
-              <w:t>}</w:t>
+              <w:t>{ufNascimento}</w:t>
             </w:r>
           </w:p>
         </w:tc>
@@ -1033,25 +961,7 @@
                 <w:sz w:val="24"/>
                 <w:szCs w:val="24"/>
               </w:rPr>
-              <w:t>{</w:t>
-            </w:r>
-            <w:proofErr w:type="spellStart"/>
-            <w:r>
-              <w:rPr>
-                <w:rFonts w:ascii="Arial" w:hAnsi="Arial" w:cs="Arial"/>
-                <w:sz w:val="24"/>
-                <w:szCs w:val="24"/>
-              </w:rPr>
-              <w:t>dataNascimento</w:t>
-            </w:r>
-            <w:proofErr w:type="spellEnd"/>
-            <w:r>
-              <w:rPr>
-                <w:rFonts w:ascii="Arial" w:hAnsi="Arial" w:cs="Arial"/>
-                <w:sz w:val="24"/>
-                <w:szCs w:val="24"/>
-              </w:rPr>
-              <w:t>}</w:t>
+              <w:t>{dataNascimento}</w:t>
             </w:r>
           </w:p>
         </w:tc>
@@ -1599,17 +1509,15 @@
                 <w:bCs/>
                 <w:sz w:val="24"/>
                 <w:szCs w:val="24"/>
-                <w:u w:val="single"/>
-              </w:rPr>
-            </w:pPr>
-            <w:r>
-              <w:rPr>
-                <w:rFonts w:ascii="Arial" w:hAnsi="Arial" w:cs="Arial"/>
-                <w:b/>
-                <w:bCs/>
-                <w:sz w:val="24"/>
-                <w:szCs w:val="24"/>
-                <w:u w:val="single"/>
+              </w:rPr>
+            </w:pPr>
+            <w:r>
+              <w:rPr>
+                <w:rFonts w:ascii="Arial" w:hAnsi="Arial" w:cs="Arial"/>
+                <w:b/>
+                <w:bCs/>
+                <w:sz w:val="24"/>
+                <w:szCs w:val="24"/>
               </w:rPr>
               <w:t>{al1}</w:t>
             </w:r>
@@ -1629,17 +1537,15 @@
                 <w:bCs/>
                 <w:sz w:val="24"/>
                 <w:szCs w:val="24"/>
-                <w:u w:val="single"/>
-              </w:rPr>
-            </w:pPr>
-            <w:r>
-              <w:rPr>
-                <w:rFonts w:ascii="Arial" w:hAnsi="Arial" w:cs="Arial"/>
-                <w:b/>
-                <w:bCs/>
-                <w:sz w:val="24"/>
-                <w:szCs w:val="24"/>
-                <w:u w:val="single"/>
+              </w:rPr>
+            </w:pPr>
+            <w:r>
+              <w:rPr>
+                <w:rFonts w:ascii="Arial" w:hAnsi="Arial" w:cs="Arial"/>
+                <w:b/>
+                <w:bCs/>
+                <w:sz w:val="24"/>
+                <w:szCs w:val="24"/>
               </w:rPr>
               <w:t>{al2}</w:t>
             </w:r>
@@ -1659,41 +1565,17 @@
                 <w:bCs/>
                 <w:sz w:val="24"/>
                 <w:szCs w:val="24"/>
-                <w:u w:val="single"/>
-              </w:rPr>
-            </w:pPr>
-            <w:r>
-              <w:rPr>
-                <w:rFonts w:ascii="Arial" w:hAnsi="Arial" w:cs="Arial"/>
-                <w:b/>
-                <w:bCs/>
-                <w:sz w:val="24"/>
-                <w:szCs w:val="24"/>
-                <w:u w:val="single"/>
-              </w:rPr>
-              <w:t>{al</w:t>
-            </w:r>
-            <w:r>
-              <w:rPr>
-                <w:rFonts w:ascii="Arial" w:hAnsi="Arial" w:cs="Arial"/>
-                <w:b/>
-                <w:bCs/>
-                <w:sz w:val="24"/>
-                <w:szCs w:val="24"/>
-                <w:u w:val="single"/>
-              </w:rPr>
-              <w:t>3</w:t>
-            </w:r>
-            <w:r>
-              <w:rPr>
-                <w:rFonts w:ascii="Arial" w:hAnsi="Arial" w:cs="Arial"/>
-                <w:b/>
-                <w:bCs/>
-                <w:sz w:val="24"/>
-                <w:szCs w:val="24"/>
-                <w:u w:val="single"/>
-              </w:rPr>
-              <w:t>}</w:t>
+              </w:rPr>
+            </w:pPr>
+            <w:r>
+              <w:rPr>
+                <w:rFonts w:ascii="Arial" w:hAnsi="Arial" w:cs="Arial"/>
+                <w:b/>
+                <w:bCs/>
+                <w:sz w:val="24"/>
+                <w:szCs w:val="24"/>
+              </w:rPr>
+              <w:t>{al3}</w:t>
             </w:r>
           </w:p>
         </w:tc>
@@ -1711,41 +1593,17 @@
                 <w:bCs/>
                 <w:sz w:val="24"/>
                 <w:szCs w:val="24"/>
-                <w:u w:val="single"/>
-              </w:rPr>
-            </w:pPr>
-            <w:r>
-              <w:rPr>
-                <w:rFonts w:ascii="Arial" w:hAnsi="Arial" w:cs="Arial"/>
-                <w:b/>
-                <w:bCs/>
-                <w:sz w:val="24"/>
-                <w:szCs w:val="24"/>
-                <w:u w:val="single"/>
-              </w:rPr>
-              <w:t>{al</w:t>
-            </w:r>
-            <w:r>
-              <w:rPr>
-                <w:rFonts w:ascii="Arial" w:hAnsi="Arial" w:cs="Arial"/>
-                <w:b/>
-                <w:bCs/>
-                <w:sz w:val="24"/>
-                <w:szCs w:val="24"/>
-                <w:u w:val="single"/>
-              </w:rPr>
-              <w:t>4</w:t>
-            </w:r>
-            <w:r>
-              <w:rPr>
-                <w:rFonts w:ascii="Arial" w:hAnsi="Arial" w:cs="Arial"/>
-                <w:b/>
-                <w:bCs/>
-                <w:sz w:val="24"/>
-                <w:szCs w:val="24"/>
-                <w:u w:val="single"/>
-              </w:rPr>
-              <w:t>}</w:t>
+              </w:rPr>
+            </w:pPr>
+            <w:r>
+              <w:rPr>
+                <w:rFonts w:ascii="Arial" w:hAnsi="Arial" w:cs="Arial"/>
+                <w:b/>
+                <w:bCs/>
+                <w:sz w:val="24"/>
+                <w:szCs w:val="24"/>
+              </w:rPr>
+              <w:t>{al4}</w:t>
             </w:r>
           </w:p>
         </w:tc>
@@ -1763,41 +1621,17 @@
                 <w:bCs/>
                 <w:sz w:val="24"/>
                 <w:szCs w:val="24"/>
-                <w:u w:val="single"/>
-              </w:rPr>
-            </w:pPr>
-            <w:r>
-              <w:rPr>
-                <w:rFonts w:ascii="Arial" w:hAnsi="Arial" w:cs="Arial"/>
-                <w:b/>
-                <w:bCs/>
-                <w:sz w:val="24"/>
-                <w:szCs w:val="24"/>
-                <w:u w:val="single"/>
-              </w:rPr>
-              <w:t>{al</w:t>
-            </w:r>
-            <w:r>
-              <w:rPr>
-                <w:rFonts w:ascii="Arial" w:hAnsi="Arial" w:cs="Arial"/>
-                <w:b/>
-                <w:bCs/>
-                <w:sz w:val="24"/>
-                <w:szCs w:val="24"/>
-                <w:u w:val="single"/>
-              </w:rPr>
-              <w:t>5</w:t>
-            </w:r>
-            <w:r>
-              <w:rPr>
-                <w:rFonts w:ascii="Arial" w:hAnsi="Arial" w:cs="Arial"/>
-                <w:b/>
-                <w:bCs/>
-                <w:sz w:val="24"/>
-                <w:szCs w:val="24"/>
-                <w:u w:val="single"/>
-              </w:rPr>
-              <w:t>}</w:t>
+              </w:rPr>
+            </w:pPr>
+            <w:r>
+              <w:rPr>
+                <w:rFonts w:ascii="Arial" w:hAnsi="Arial" w:cs="Arial"/>
+                <w:b/>
+                <w:bCs/>
+                <w:sz w:val="24"/>
+                <w:szCs w:val="24"/>
+              </w:rPr>
+              <w:t>{al5}</w:t>
             </w:r>
           </w:p>
         </w:tc>
@@ -2076,17 +1910,15 @@
                 <w:bCs/>
                 <w:sz w:val="24"/>
                 <w:szCs w:val="24"/>
-                <w:u w:val="single"/>
-              </w:rPr>
-            </w:pPr>
-            <w:r>
-              <w:rPr>
-                <w:rFonts w:ascii="Arial" w:hAnsi="Arial" w:cs="Arial"/>
-                <w:b/>
-                <w:bCs/>
-                <w:sz w:val="24"/>
-                <w:szCs w:val="24"/>
-                <w:u w:val="single"/>
+              </w:rPr>
+            </w:pPr>
+            <w:r>
+              <w:rPr>
+                <w:rFonts w:ascii="Arial" w:hAnsi="Arial" w:cs="Arial"/>
+                <w:b/>
+                <w:bCs/>
+                <w:sz w:val="24"/>
+                <w:szCs w:val="24"/>
               </w:rPr>
               <w:t>{lpAl1}</w:t>
             </w:r>
@@ -2106,17 +1938,15 @@
                 <w:bCs/>
                 <w:sz w:val="24"/>
                 <w:szCs w:val="24"/>
-                <w:u w:val="single"/>
-              </w:rPr>
-            </w:pPr>
-            <w:r>
-              <w:rPr>
-                <w:rFonts w:ascii="Arial" w:hAnsi="Arial" w:cs="Arial"/>
-                <w:b/>
-                <w:bCs/>
-                <w:sz w:val="24"/>
-                <w:szCs w:val="24"/>
-                <w:u w:val="single"/>
+              </w:rPr>
+            </w:pPr>
+            <w:r>
+              <w:rPr>
+                <w:rFonts w:ascii="Arial" w:hAnsi="Arial" w:cs="Arial"/>
+                <w:b/>
+                <w:bCs/>
+                <w:sz w:val="24"/>
+                <w:szCs w:val="24"/>
               </w:rPr>
               <w:t>{lpAl2}</w:t>
             </w:r>
@@ -2136,17 +1966,15 @@
                 <w:bCs/>
                 <w:sz w:val="24"/>
                 <w:szCs w:val="24"/>
-                <w:u w:val="single"/>
-              </w:rPr>
-            </w:pPr>
-            <w:r>
-              <w:rPr>
-                <w:rFonts w:ascii="Arial" w:hAnsi="Arial" w:cs="Arial"/>
-                <w:b/>
-                <w:bCs/>
-                <w:sz w:val="24"/>
-                <w:szCs w:val="24"/>
-                <w:u w:val="single"/>
+              </w:rPr>
+            </w:pPr>
+            <w:r>
+              <w:rPr>
+                <w:rFonts w:ascii="Arial" w:hAnsi="Arial" w:cs="Arial"/>
+                <w:b/>
+                <w:bCs/>
+                <w:sz w:val="24"/>
+                <w:szCs w:val="24"/>
               </w:rPr>
               <w:t>{lpAl2}</w:t>
             </w:r>
@@ -2166,17 +1994,15 @@
                 <w:bCs/>
                 <w:sz w:val="24"/>
                 <w:szCs w:val="24"/>
-                <w:u w:val="single"/>
-              </w:rPr>
-            </w:pPr>
-            <w:r>
-              <w:rPr>
-                <w:rFonts w:ascii="Arial" w:hAnsi="Arial" w:cs="Arial"/>
-                <w:b/>
-                <w:bCs/>
-                <w:sz w:val="24"/>
-                <w:szCs w:val="24"/>
-                <w:u w:val="single"/>
+              </w:rPr>
+            </w:pPr>
+            <w:r>
+              <w:rPr>
+                <w:rFonts w:ascii="Arial" w:hAnsi="Arial" w:cs="Arial"/>
+                <w:b/>
+                <w:bCs/>
+                <w:sz w:val="24"/>
+                <w:szCs w:val="24"/>
               </w:rPr>
               <w:t>{lpAl2}</w:t>
             </w:r>
@@ -2196,17 +2022,15 @@
                 <w:bCs/>
                 <w:sz w:val="24"/>
                 <w:szCs w:val="24"/>
-                <w:u w:val="single"/>
-              </w:rPr>
-            </w:pPr>
-            <w:r>
-              <w:rPr>
-                <w:rFonts w:ascii="Arial" w:hAnsi="Arial" w:cs="Arial"/>
-                <w:b/>
-                <w:bCs/>
-                <w:sz w:val="24"/>
-                <w:szCs w:val="24"/>
-                <w:u w:val="single"/>
+              </w:rPr>
+            </w:pPr>
+            <w:r>
+              <w:rPr>
+                <w:rFonts w:ascii="Arial" w:hAnsi="Arial" w:cs="Arial"/>
+                <w:b/>
+                <w:bCs/>
+                <w:sz w:val="24"/>
+                <w:szCs w:val="24"/>
               </w:rPr>
               <w:t>{lpAl2}</w:t>
             </w:r>
@@ -2309,17 +2133,15 @@
                 <w:bCs/>
                 <w:sz w:val="24"/>
                 <w:szCs w:val="24"/>
-                <w:u w:val="single"/>
-              </w:rPr>
-            </w:pPr>
-            <w:r>
-              <w:rPr>
-                <w:rFonts w:ascii="Arial" w:hAnsi="Arial" w:cs="Arial"/>
-                <w:b/>
-                <w:bCs/>
-                <w:sz w:val="24"/>
-                <w:szCs w:val="24"/>
-                <w:u w:val="single"/>
+              </w:rPr>
+            </w:pPr>
+            <w:r>
+              <w:rPr>
+                <w:rFonts w:ascii="Arial" w:hAnsi="Arial" w:cs="Arial"/>
+                <w:b/>
+                <w:bCs/>
+                <w:sz w:val="24"/>
+                <w:szCs w:val="24"/>
               </w:rPr>
               <w:t>{aAl1}</w:t>
             </w:r>
@@ -2339,17 +2161,15 @@
                 <w:bCs/>
                 <w:sz w:val="24"/>
                 <w:szCs w:val="24"/>
-                <w:u w:val="single"/>
-              </w:rPr>
-            </w:pPr>
-            <w:r>
-              <w:rPr>
-                <w:rFonts w:ascii="Arial" w:hAnsi="Arial" w:cs="Arial"/>
-                <w:b/>
-                <w:bCs/>
-                <w:sz w:val="24"/>
-                <w:szCs w:val="24"/>
-                <w:u w:val="single"/>
+              </w:rPr>
+            </w:pPr>
+            <w:r>
+              <w:rPr>
+                <w:rFonts w:ascii="Arial" w:hAnsi="Arial" w:cs="Arial"/>
+                <w:b/>
+                <w:bCs/>
+                <w:sz w:val="24"/>
+                <w:szCs w:val="24"/>
               </w:rPr>
               <w:t>{aAl2}</w:t>
             </w:r>
@@ -2369,17 +2189,15 @@
                 <w:bCs/>
                 <w:sz w:val="24"/>
                 <w:szCs w:val="24"/>
-                <w:u w:val="single"/>
-              </w:rPr>
-            </w:pPr>
-            <w:r>
-              <w:rPr>
-                <w:rFonts w:ascii="Arial" w:hAnsi="Arial" w:cs="Arial"/>
-                <w:b/>
-                <w:bCs/>
-                <w:sz w:val="24"/>
-                <w:szCs w:val="24"/>
-                <w:u w:val="single"/>
+              </w:rPr>
+            </w:pPr>
+            <w:r>
+              <w:rPr>
+                <w:rFonts w:ascii="Arial" w:hAnsi="Arial" w:cs="Arial"/>
+                <w:b/>
+                <w:bCs/>
+                <w:sz w:val="24"/>
+                <w:szCs w:val="24"/>
               </w:rPr>
               <w:t>{aAl3}</w:t>
             </w:r>
@@ -2399,17 +2217,15 @@
                 <w:bCs/>
                 <w:sz w:val="24"/>
                 <w:szCs w:val="24"/>
-                <w:u w:val="single"/>
-              </w:rPr>
-            </w:pPr>
-            <w:r>
-              <w:rPr>
-                <w:rFonts w:ascii="Arial" w:hAnsi="Arial" w:cs="Arial"/>
-                <w:b/>
-                <w:bCs/>
-                <w:sz w:val="24"/>
-                <w:szCs w:val="24"/>
-                <w:u w:val="single"/>
+              </w:rPr>
+            </w:pPr>
+            <w:r>
+              <w:rPr>
+                <w:rFonts w:ascii="Arial" w:hAnsi="Arial" w:cs="Arial"/>
+                <w:b/>
+                <w:bCs/>
+                <w:sz w:val="24"/>
+                <w:szCs w:val="24"/>
               </w:rPr>
               <w:t>{aAl4}</w:t>
             </w:r>
@@ -2429,17 +2245,15 @@
                 <w:bCs/>
                 <w:sz w:val="24"/>
                 <w:szCs w:val="24"/>
-                <w:u w:val="single"/>
-              </w:rPr>
-            </w:pPr>
-            <w:r>
-              <w:rPr>
-                <w:rFonts w:ascii="Arial" w:hAnsi="Arial" w:cs="Arial"/>
-                <w:b/>
-                <w:bCs/>
-                <w:sz w:val="24"/>
-                <w:szCs w:val="24"/>
-                <w:u w:val="single"/>
+              </w:rPr>
+            </w:pPr>
+            <w:r>
+              <w:rPr>
+                <w:rFonts w:ascii="Arial" w:hAnsi="Arial" w:cs="Arial"/>
+                <w:b/>
+                <w:bCs/>
+                <w:sz w:val="24"/>
+                <w:szCs w:val="24"/>
               </w:rPr>
               <w:t>{aAl5}</w:t>
             </w:r>
@@ -2542,17 +2356,15 @@
                 <w:bCs/>
                 <w:sz w:val="24"/>
                 <w:szCs w:val="24"/>
-                <w:u w:val="single"/>
-              </w:rPr>
-            </w:pPr>
-            <w:r>
-              <w:rPr>
-                <w:rFonts w:ascii="Arial" w:hAnsi="Arial" w:cs="Arial"/>
-                <w:b/>
-                <w:bCs/>
-                <w:sz w:val="24"/>
-                <w:szCs w:val="24"/>
-                <w:u w:val="single"/>
+              </w:rPr>
+            </w:pPr>
+            <w:r>
+              <w:rPr>
+                <w:rFonts w:ascii="Arial" w:hAnsi="Arial" w:cs="Arial"/>
+                <w:b/>
+                <w:bCs/>
+                <w:sz w:val="24"/>
+                <w:szCs w:val="24"/>
               </w:rPr>
               <w:t>{efAl1}</w:t>
             </w:r>
@@ -2572,17 +2384,15 @@
                 <w:bCs/>
                 <w:sz w:val="24"/>
                 <w:szCs w:val="24"/>
-                <w:u w:val="single"/>
-              </w:rPr>
-            </w:pPr>
-            <w:r>
-              <w:rPr>
-                <w:rFonts w:ascii="Arial" w:hAnsi="Arial" w:cs="Arial"/>
-                <w:b/>
-                <w:bCs/>
-                <w:sz w:val="24"/>
-                <w:szCs w:val="24"/>
-                <w:u w:val="single"/>
+              </w:rPr>
+            </w:pPr>
+            <w:r>
+              <w:rPr>
+                <w:rFonts w:ascii="Arial" w:hAnsi="Arial" w:cs="Arial"/>
+                <w:b/>
+                <w:bCs/>
+                <w:sz w:val="24"/>
+                <w:szCs w:val="24"/>
               </w:rPr>
               <w:t>{efAl2}</w:t>
             </w:r>
@@ -2602,17 +2412,15 @@
                 <w:bCs/>
                 <w:sz w:val="24"/>
                 <w:szCs w:val="24"/>
-                <w:u w:val="single"/>
-              </w:rPr>
-            </w:pPr>
-            <w:r>
-              <w:rPr>
-                <w:rFonts w:ascii="Arial" w:hAnsi="Arial" w:cs="Arial"/>
-                <w:b/>
-                <w:bCs/>
-                <w:sz w:val="24"/>
-                <w:szCs w:val="24"/>
-                <w:u w:val="single"/>
+              </w:rPr>
+            </w:pPr>
+            <w:r>
+              <w:rPr>
+                <w:rFonts w:ascii="Arial" w:hAnsi="Arial" w:cs="Arial"/>
+                <w:b/>
+                <w:bCs/>
+                <w:sz w:val="24"/>
+                <w:szCs w:val="24"/>
               </w:rPr>
               <w:t>{efAl3}</w:t>
             </w:r>
@@ -2632,17 +2440,15 @@
                 <w:bCs/>
                 <w:sz w:val="24"/>
                 <w:szCs w:val="24"/>
-                <w:u w:val="single"/>
-              </w:rPr>
-            </w:pPr>
-            <w:r>
-              <w:rPr>
-                <w:rFonts w:ascii="Arial" w:hAnsi="Arial" w:cs="Arial"/>
-                <w:b/>
-                <w:bCs/>
-                <w:sz w:val="24"/>
-                <w:szCs w:val="24"/>
-                <w:u w:val="single"/>
+              </w:rPr>
+            </w:pPr>
+            <w:r>
+              <w:rPr>
+                <w:rFonts w:ascii="Arial" w:hAnsi="Arial" w:cs="Arial"/>
+                <w:b/>
+                <w:bCs/>
+                <w:sz w:val="24"/>
+                <w:szCs w:val="24"/>
               </w:rPr>
               <w:t>{efAl4}</w:t>
             </w:r>
@@ -2662,17 +2468,15 @@
                 <w:bCs/>
                 <w:sz w:val="24"/>
                 <w:szCs w:val="24"/>
-                <w:u w:val="single"/>
-              </w:rPr>
-            </w:pPr>
-            <w:r>
-              <w:rPr>
-                <w:rFonts w:ascii="Arial" w:hAnsi="Arial" w:cs="Arial"/>
-                <w:b/>
-                <w:bCs/>
-                <w:sz w:val="24"/>
-                <w:szCs w:val="24"/>
-                <w:u w:val="single"/>
+              </w:rPr>
+            </w:pPr>
+            <w:r>
+              <w:rPr>
+                <w:rFonts w:ascii="Arial" w:hAnsi="Arial" w:cs="Arial"/>
+                <w:b/>
+                <w:bCs/>
+                <w:sz w:val="24"/>
+                <w:szCs w:val="24"/>
               </w:rPr>
               <w:t>{efAl5}</w:t>
             </w:r>
@@ -2775,17 +2579,15 @@
                 <w:bCs/>
                 <w:sz w:val="24"/>
                 <w:szCs w:val="24"/>
-                <w:u w:val="single"/>
-              </w:rPr>
-            </w:pPr>
-            <w:r>
-              <w:rPr>
-                <w:rFonts w:ascii="Arial" w:hAnsi="Arial" w:cs="Arial"/>
-                <w:b/>
-                <w:bCs/>
-                <w:sz w:val="24"/>
-                <w:szCs w:val="24"/>
-                <w:u w:val="single"/>
+              </w:rPr>
+            </w:pPr>
+            <w:r>
+              <w:rPr>
+                <w:rFonts w:ascii="Arial" w:hAnsi="Arial" w:cs="Arial"/>
+                <w:b/>
+                <w:bCs/>
+                <w:sz w:val="24"/>
+                <w:szCs w:val="24"/>
               </w:rPr>
               <w:t>{hAl1}</w:t>
             </w:r>
@@ -2805,17 +2607,15 @@
                 <w:bCs/>
                 <w:sz w:val="24"/>
                 <w:szCs w:val="24"/>
-                <w:u w:val="single"/>
-              </w:rPr>
-            </w:pPr>
-            <w:r>
-              <w:rPr>
-                <w:rFonts w:ascii="Arial" w:hAnsi="Arial" w:cs="Arial"/>
-                <w:b/>
-                <w:bCs/>
-                <w:sz w:val="24"/>
-                <w:szCs w:val="24"/>
-                <w:u w:val="single"/>
+              </w:rPr>
+            </w:pPr>
+            <w:r>
+              <w:rPr>
+                <w:rFonts w:ascii="Arial" w:hAnsi="Arial" w:cs="Arial"/>
+                <w:b/>
+                <w:bCs/>
+                <w:sz w:val="24"/>
+                <w:szCs w:val="24"/>
               </w:rPr>
               <w:t>{hAl2}</w:t>
             </w:r>
@@ -2835,17 +2635,15 @@
                 <w:bCs/>
                 <w:sz w:val="24"/>
                 <w:szCs w:val="24"/>
-                <w:u w:val="single"/>
-              </w:rPr>
-            </w:pPr>
-            <w:r>
-              <w:rPr>
-                <w:rFonts w:ascii="Arial" w:hAnsi="Arial" w:cs="Arial"/>
-                <w:b/>
-                <w:bCs/>
-                <w:sz w:val="24"/>
-                <w:szCs w:val="24"/>
-                <w:u w:val="single"/>
+              </w:rPr>
+            </w:pPr>
+            <w:r>
+              <w:rPr>
+                <w:rFonts w:ascii="Arial" w:hAnsi="Arial" w:cs="Arial"/>
+                <w:b/>
+                <w:bCs/>
+                <w:sz w:val="24"/>
+                <w:szCs w:val="24"/>
               </w:rPr>
               <w:t>{hAl3}</w:t>
             </w:r>
@@ -2865,17 +2663,15 @@
                 <w:bCs/>
                 <w:sz w:val="24"/>
                 <w:szCs w:val="24"/>
-                <w:u w:val="single"/>
-              </w:rPr>
-            </w:pPr>
-            <w:r>
-              <w:rPr>
-                <w:rFonts w:ascii="Arial" w:hAnsi="Arial" w:cs="Arial"/>
-                <w:b/>
-                <w:bCs/>
-                <w:sz w:val="24"/>
-                <w:szCs w:val="24"/>
-                <w:u w:val="single"/>
+              </w:rPr>
+            </w:pPr>
+            <w:r>
+              <w:rPr>
+                <w:rFonts w:ascii="Arial" w:hAnsi="Arial" w:cs="Arial"/>
+                <w:b/>
+                <w:bCs/>
+                <w:sz w:val="24"/>
+                <w:szCs w:val="24"/>
               </w:rPr>
               <w:t>{hAl4}</w:t>
             </w:r>
@@ -2895,17 +2691,15 @@
                 <w:bCs/>
                 <w:sz w:val="24"/>
                 <w:szCs w:val="24"/>
-                <w:u w:val="single"/>
-              </w:rPr>
-            </w:pPr>
-            <w:r>
-              <w:rPr>
-                <w:rFonts w:ascii="Arial" w:hAnsi="Arial" w:cs="Arial"/>
-                <w:b/>
-                <w:bCs/>
-                <w:sz w:val="24"/>
-                <w:szCs w:val="24"/>
-                <w:u w:val="single"/>
+              </w:rPr>
+            </w:pPr>
+            <w:r>
+              <w:rPr>
+                <w:rFonts w:ascii="Arial" w:hAnsi="Arial" w:cs="Arial"/>
+                <w:b/>
+                <w:bCs/>
+                <w:sz w:val="24"/>
+                <w:szCs w:val="24"/>
               </w:rPr>
               <w:t>{hAl5}</w:t>
             </w:r>
@@ -3008,17 +2802,15 @@
                 <w:bCs/>
                 <w:sz w:val="24"/>
                 <w:szCs w:val="24"/>
-                <w:u w:val="single"/>
-              </w:rPr>
-            </w:pPr>
-            <w:r>
-              <w:rPr>
-                <w:rFonts w:ascii="Arial" w:hAnsi="Arial" w:cs="Arial"/>
-                <w:b/>
-                <w:bCs/>
-                <w:sz w:val="24"/>
-                <w:szCs w:val="24"/>
-                <w:u w:val="single"/>
+              </w:rPr>
+            </w:pPr>
+            <w:r>
+              <w:rPr>
+                <w:rFonts w:ascii="Arial" w:hAnsi="Arial" w:cs="Arial"/>
+                <w:b/>
+                <w:bCs/>
+                <w:sz w:val="24"/>
+                <w:szCs w:val="24"/>
               </w:rPr>
               <w:t>{gAl1}</w:t>
             </w:r>
@@ -3038,17 +2830,15 @@
                 <w:bCs/>
                 <w:sz w:val="24"/>
                 <w:szCs w:val="24"/>
-                <w:u w:val="single"/>
-              </w:rPr>
-            </w:pPr>
-            <w:r>
-              <w:rPr>
-                <w:rFonts w:ascii="Arial" w:hAnsi="Arial" w:cs="Arial"/>
-                <w:b/>
-                <w:bCs/>
-                <w:sz w:val="24"/>
-                <w:szCs w:val="24"/>
-                <w:u w:val="single"/>
+              </w:rPr>
+            </w:pPr>
+            <w:r>
+              <w:rPr>
+                <w:rFonts w:ascii="Arial" w:hAnsi="Arial" w:cs="Arial"/>
+                <w:b/>
+                <w:bCs/>
+                <w:sz w:val="24"/>
+                <w:szCs w:val="24"/>
               </w:rPr>
               <w:t>{gAl2}</w:t>
             </w:r>
@@ -3068,17 +2858,15 @@
                 <w:bCs/>
                 <w:sz w:val="24"/>
                 <w:szCs w:val="24"/>
-                <w:u w:val="single"/>
-              </w:rPr>
-            </w:pPr>
-            <w:r>
-              <w:rPr>
-                <w:rFonts w:ascii="Arial" w:hAnsi="Arial" w:cs="Arial"/>
-                <w:b/>
-                <w:bCs/>
-                <w:sz w:val="24"/>
-                <w:szCs w:val="24"/>
-                <w:u w:val="single"/>
+              </w:rPr>
+            </w:pPr>
+            <w:r>
+              <w:rPr>
+                <w:rFonts w:ascii="Arial" w:hAnsi="Arial" w:cs="Arial"/>
+                <w:b/>
+                <w:bCs/>
+                <w:sz w:val="24"/>
+                <w:szCs w:val="24"/>
               </w:rPr>
               <w:t>{gAl3}</w:t>
             </w:r>
@@ -3098,17 +2886,15 @@
                 <w:bCs/>
                 <w:sz w:val="24"/>
                 <w:szCs w:val="24"/>
-                <w:u w:val="single"/>
-              </w:rPr>
-            </w:pPr>
-            <w:r>
-              <w:rPr>
-                <w:rFonts w:ascii="Arial" w:hAnsi="Arial" w:cs="Arial"/>
-                <w:b/>
-                <w:bCs/>
-                <w:sz w:val="24"/>
-                <w:szCs w:val="24"/>
-                <w:u w:val="single"/>
+              </w:rPr>
+            </w:pPr>
+            <w:r>
+              <w:rPr>
+                <w:rFonts w:ascii="Arial" w:hAnsi="Arial" w:cs="Arial"/>
+                <w:b/>
+                <w:bCs/>
+                <w:sz w:val="24"/>
+                <w:szCs w:val="24"/>
               </w:rPr>
               <w:t>{gAl4}</w:t>
             </w:r>
@@ -3128,17 +2914,15 @@
                 <w:bCs/>
                 <w:sz w:val="24"/>
                 <w:szCs w:val="24"/>
-                <w:u w:val="single"/>
-              </w:rPr>
-            </w:pPr>
-            <w:r>
-              <w:rPr>
-                <w:rFonts w:ascii="Arial" w:hAnsi="Arial" w:cs="Arial"/>
-                <w:b/>
-                <w:bCs/>
-                <w:sz w:val="24"/>
-                <w:szCs w:val="24"/>
-                <w:u w:val="single"/>
+              </w:rPr>
+            </w:pPr>
+            <w:r>
+              <w:rPr>
+                <w:rFonts w:ascii="Arial" w:hAnsi="Arial" w:cs="Arial"/>
+                <w:b/>
+                <w:bCs/>
+                <w:sz w:val="24"/>
+                <w:szCs w:val="24"/>
               </w:rPr>
               <w:t>{gAl5}</w:t>
             </w:r>
@@ -3241,17 +3025,15 @@
                 <w:bCs/>
                 <w:sz w:val="24"/>
                 <w:szCs w:val="24"/>
-                <w:u w:val="single"/>
-              </w:rPr>
-            </w:pPr>
-            <w:r>
-              <w:rPr>
-                <w:rFonts w:ascii="Arial" w:hAnsi="Arial" w:cs="Arial"/>
-                <w:b/>
-                <w:bCs/>
-                <w:sz w:val="24"/>
-                <w:szCs w:val="24"/>
-                <w:u w:val="single"/>
+              </w:rPr>
+            </w:pPr>
+            <w:r>
+              <w:rPr>
+                <w:rFonts w:ascii="Arial" w:hAnsi="Arial" w:cs="Arial"/>
+                <w:b/>
+                <w:bCs/>
+                <w:sz w:val="24"/>
+                <w:szCs w:val="24"/>
               </w:rPr>
               <w:t>{mAl1}</w:t>
             </w:r>
@@ -3271,17 +3053,15 @@
                 <w:bCs/>
                 <w:sz w:val="24"/>
                 <w:szCs w:val="24"/>
-                <w:u w:val="single"/>
-              </w:rPr>
-            </w:pPr>
-            <w:r>
-              <w:rPr>
-                <w:rFonts w:ascii="Arial" w:hAnsi="Arial" w:cs="Arial"/>
-                <w:b/>
-                <w:bCs/>
-                <w:sz w:val="24"/>
-                <w:szCs w:val="24"/>
-                <w:u w:val="single"/>
+              </w:rPr>
+            </w:pPr>
+            <w:r>
+              <w:rPr>
+                <w:rFonts w:ascii="Arial" w:hAnsi="Arial" w:cs="Arial"/>
+                <w:b/>
+                <w:bCs/>
+                <w:sz w:val="24"/>
+                <w:szCs w:val="24"/>
               </w:rPr>
               <w:t>{mAl</w:t>
             </w:r>
@@ -3292,7 +3072,6 @@
                 <w:bCs/>
                 <w:sz w:val="24"/>
                 <w:szCs w:val="24"/>
-                <w:u w:val="single"/>
               </w:rPr>
               <w:t>2</w:t>
             </w:r>
@@ -3303,7 +3082,6 @@
                 <w:bCs/>
                 <w:sz w:val="24"/>
                 <w:szCs w:val="24"/>
-                <w:u w:val="single"/>
               </w:rPr>
               <w:t>}</w:t>
             </w:r>
@@ -3323,17 +3101,15 @@
                 <w:bCs/>
                 <w:sz w:val="24"/>
                 <w:szCs w:val="24"/>
-                <w:u w:val="single"/>
-              </w:rPr>
-            </w:pPr>
-            <w:r>
-              <w:rPr>
-                <w:rFonts w:ascii="Arial" w:hAnsi="Arial" w:cs="Arial"/>
-                <w:b/>
-                <w:bCs/>
-                <w:sz w:val="24"/>
-                <w:szCs w:val="24"/>
-                <w:u w:val="single"/>
+              </w:rPr>
+            </w:pPr>
+            <w:r>
+              <w:rPr>
+                <w:rFonts w:ascii="Arial" w:hAnsi="Arial" w:cs="Arial"/>
+                <w:b/>
+                <w:bCs/>
+                <w:sz w:val="24"/>
+                <w:szCs w:val="24"/>
               </w:rPr>
               <w:t>{mAl</w:t>
             </w:r>
@@ -3344,7 +3120,6 @@
                 <w:bCs/>
                 <w:sz w:val="24"/>
                 <w:szCs w:val="24"/>
-                <w:u w:val="single"/>
               </w:rPr>
               <w:t>3</w:t>
             </w:r>
@@ -3355,7 +3130,6 @@
                 <w:bCs/>
                 <w:sz w:val="24"/>
                 <w:szCs w:val="24"/>
-                <w:u w:val="single"/>
               </w:rPr>
               <w:t>}</w:t>
             </w:r>
@@ -3375,17 +3149,15 @@
                 <w:bCs/>
                 <w:sz w:val="24"/>
                 <w:szCs w:val="24"/>
-                <w:u w:val="single"/>
-              </w:rPr>
-            </w:pPr>
-            <w:r>
-              <w:rPr>
-                <w:rFonts w:ascii="Arial" w:hAnsi="Arial" w:cs="Arial"/>
-                <w:b/>
-                <w:bCs/>
-                <w:sz w:val="24"/>
-                <w:szCs w:val="24"/>
-                <w:u w:val="single"/>
+              </w:rPr>
+            </w:pPr>
+            <w:r>
+              <w:rPr>
+                <w:rFonts w:ascii="Arial" w:hAnsi="Arial" w:cs="Arial"/>
+                <w:b/>
+                <w:bCs/>
+                <w:sz w:val="24"/>
+                <w:szCs w:val="24"/>
               </w:rPr>
               <w:t>{mAl</w:t>
             </w:r>
@@ -3396,7 +3168,6 @@
                 <w:bCs/>
                 <w:sz w:val="24"/>
                 <w:szCs w:val="24"/>
-                <w:u w:val="single"/>
               </w:rPr>
               <w:t>4</w:t>
             </w:r>
@@ -3407,7 +3178,6 @@
                 <w:bCs/>
                 <w:sz w:val="24"/>
                 <w:szCs w:val="24"/>
-                <w:u w:val="single"/>
               </w:rPr>
               <w:t>}</w:t>
             </w:r>
@@ -3427,17 +3197,15 @@
                 <w:bCs/>
                 <w:sz w:val="24"/>
                 <w:szCs w:val="24"/>
-                <w:u w:val="single"/>
-              </w:rPr>
-            </w:pPr>
-            <w:r>
-              <w:rPr>
-                <w:rFonts w:ascii="Arial" w:hAnsi="Arial" w:cs="Arial"/>
-                <w:b/>
-                <w:bCs/>
-                <w:sz w:val="24"/>
-                <w:szCs w:val="24"/>
-                <w:u w:val="single"/>
+              </w:rPr>
+            </w:pPr>
+            <w:r>
+              <w:rPr>
+                <w:rFonts w:ascii="Arial" w:hAnsi="Arial" w:cs="Arial"/>
+                <w:b/>
+                <w:bCs/>
+                <w:sz w:val="24"/>
+                <w:szCs w:val="24"/>
               </w:rPr>
               <w:t>{mAl</w:t>
             </w:r>
@@ -3448,7 +3216,6 @@
                 <w:bCs/>
                 <w:sz w:val="24"/>
                 <w:szCs w:val="24"/>
-                <w:u w:val="single"/>
               </w:rPr>
               <w:t>5</w:t>
             </w:r>
@@ -3459,7 +3226,6 @@
                 <w:bCs/>
                 <w:sz w:val="24"/>
                 <w:szCs w:val="24"/>
-                <w:u w:val="single"/>
               </w:rPr>
               <w:t>}</w:t>
             </w:r>
@@ -3562,17 +3328,15 @@
                 <w:bCs/>
                 <w:sz w:val="24"/>
                 <w:szCs w:val="24"/>
-                <w:u w:val="single"/>
-              </w:rPr>
-            </w:pPr>
-            <w:r>
-              <w:rPr>
-                <w:rFonts w:ascii="Arial" w:hAnsi="Arial" w:cs="Arial"/>
-                <w:b/>
-                <w:bCs/>
-                <w:sz w:val="24"/>
-                <w:szCs w:val="24"/>
-                <w:u w:val="single"/>
+              </w:rPr>
+            </w:pPr>
+            <w:r>
+              <w:rPr>
+                <w:rFonts w:ascii="Arial" w:hAnsi="Arial" w:cs="Arial"/>
+                <w:b/>
+                <w:bCs/>
+                <w:sz w:val="24"/>
+                <w:szCs w:val="24"/>
               </w:rPr>
               <w:t>{cAl1}</w:t>
             </w:r>
@@ -3592,17 +3356,15 @@
                 <w:bCs/>
                 <w:sz w:val="24"/>
                 <w:szCs w:val="24"/>
-                <w:u w:val="single"/>
-              </w:rPr>
-            </w:pPr>
-            <w:r>
-              <w:rPr>
-                <w:rFonts w:ascii="Arial" w:hAnsi="Arial" w:cs="Arial"/>
-                <w:b/>
-                <w:bCs/>
-                <w:sz w:val="24"/>
-                <w:szCs w:val="24"/>
-                <w:u w:val="single"/>
+              </w:rPr>
+            </w:pPr>
+            <w:r>
+              <w:rPr>
+                <w:rFonts w:ascii="Arial" w:hAnsi="Arial" w:cs="Arial"/>
+                <w:b/>
+                <w:bCs/>
+                <w:sz w:val="24"/>
+                <w:szCs w:val="24"/>
               </w:rPr>
               <w:t>{cAl</w:t>
             </w:r>
@@ -3613,7 +3375,6 @@
                 <w:bCs/>
                 <w:sz w:val="24"/>
                 <w:szCs w:val="24"/>
-                <w:u w:val="single"/>
               </w:rPr>
               <w:t>2</w:t>
             </w:r>
@@ -3624,7 +3385,6 @@
                 <w:bCs/>
                 <w:sz w:val="24"/>
                 <w:szCs w:val="24"/>
-                <w:u w:val="single"/>
               </w:rPr>
               <w:t>}</w:t>
             </w:r>
@@ -3644,17 +3404,15 @@
                 <w:bCs/>
                 <w:sz w:val="24"/>
                 <w:szCs w:val="24"/>
-                <w:u w:val="single"/>
-              </w:rPr>
-            </w:pPr>
-            <w:r>
-              <w:rPr>
-                <w:rFonts w:ascii="Arial" w:hAnsi="Arial" w:cs="Arial"/>
-                <w:b/>
-                <w:bCs/>
-                <w:sz w:val="24"/>
-                <w:szCs w:val="24"/>
-                <w:u w:val="single"/>
+              </w:rPr>
+            </w:pPr>
+            <w:r>
+              <w:rPr>
+                <w:rFonts w:ascii="Arial" w:hAnsi="Arial" w:cs="Arial"/>
+                <w:b/>
+                <w:bCs/>
+                <w:sz w:val="24"/>
+                <w:szCs w:val="24"/>
               </w:rPr>
               <w:t>{cAl</w:t>
             </w:r>
@@ -3665,7 +3423,6 @@
                 <w:bCs/>
                 <w:sz w:val="24"/>
                 <w:szCs w:val="24"/>
-                <w:u w:val="single"/>
               </w:rPr>
               <w:t>3</w:t>
             </w:r>
@@ -3676,7 +3433,6 @@
                 <w:bCs/>
                 <w:sz w:val="24"/>
                 <w:szCs w:val="24"/>
-                <w:u w:val="single"/>
               </w:rPr>
               <w:t>}</w:t>
             </w:r>
@@ -3696,17 +3452,15 @@
                 <w:bCs/>
                 <w:sz w:val="24"/>
                 <w:szCs w:val="24"/>
-                <w:u w:val="single"/>
-              </w:rPr>
-            </w:pPr>
-            <w:r>
-              <w:rPr>
-                <w:rFonts w:ascii="Arial" w:hAnsi="Arial" w:cs="Arial"/>
-                <w:b/>
-                <w:bCs/>
-                <w:sz w:val="24"/>
-                <w:szCs w:val="24"/>
-                <w:u w:val="single"/>
+              </w:rPr>
+            </w:pPr>
+            <w:r>
+              <w:rPr>
+                <w:rFonts w:ascii="Arial" w:hAnsi="Arial" w:cs="Arial"/>
+                <w:b/>
+                <w:bCs/>
+                <w:sz w:val="24"/>
+                <w:szCs w:val="24"/>
               </w:rPr>
               <w:t>{cAl</w:t>
             </w:r>
@@ -3717,7 +3471,6 @@
                 <w:bCs/>
                 <w:sz w:val="24"/>
                 <w:szCs w:val="24"/>
-                <w:u w:val="single"/>
               </w:rPr>
               <w:t>4</w:t>
             </w:r>
@@ -3728,7 +3481,6 @@
                 <w:bCs/>
                 <w:sz w:val="24"/>
                 <w:szCs w:val="24"/>
-                <w:u w:val="single"/>
               </w:rPr>
               <w:t>}</w:t>
             </w:r>
@@ -3748,17 +3500,15 @@
                 <w:bCs/>
                 <w:sz w:val="24"/>
                 <w:szCs w:val="24"/>
-                <w:u w:val="single"/>
-              </w:rPr>
-            </w:pPr>
-            <w:r>
-              <w:rPr>
-                <w:rFonts w:ascii="Arial" w:hAnsi="Arial" w:cs="Arial"/>
-                <w:b/>
-                <w:bCs/>
-                <w:sz w:val="24"/>
-                <w:szCs w:val="24"/>
-                <w:u w:val="single"/>
+              </w:rPr>
+            </w:pPr>
+            <w:r>
+              <w:rPr>
+                <w:rFonts w:ascii="Arial" w:hAnsi="Arial" w:cs="Arial"/>
+                <w:b/>
+                <w:bCs/>
+                <w:sz w:val="24"/>
+                <w:szCs w:val="24"/>
               </w:rPr>
               <w:t>{cAl</w:t>
             </w:r>
@@ -3769,7 +3519,6 @@
                 <w:bCs/>
                 <w:sz w:val="24"/>
                 <w:szCs w:val="24"/>
-                <w:u w:val="single"/>
               </w:rPr>
               <w:t>5</w:t>
             </w:r>
@@ -3780,7 +3529,6 @@
                 <w:bCs/>
                 <w:sz w:val="24"/>
                 <w:szCs w:val="24"/>
-                <w:u w:val="single"/>
               </w:rPr>
               <w:t>}</w:t>
             </w:r>
@@ -3850,17 +3598,15 @@
                 <w:bCs/>
                 <w:sz w:val="24"/>
                 <w:szCs w:val="24"/>
-                <w:u w:val="single"/>
-              </w:rPr>
-            </w:pPr>
-            <w:r>
-              <w:rPr>
-                <w:rFonts w:ascii="Arial" w:hAnsi="Arial" w:cs="Arial"/>
-                <w:b/>
-                <w:bCs/>
-                <w:sz w:val="24"/>
-                <w:szCs w:val="24"/>
-                <w:u w:val="single"/>
+              </w:rPr>
+            </w:pPr>
+            <w:r>
+              <w:rPr>
+                <w:rFonts w:ascii="Arial" w:hAnsi="Arial" w:cs="Arial"/>
+                <w:b/>
+                <w:bCs/>
+                <w:sz w:val="24"/>
+                <w:szCs w:val="24"/>
               </w:rPr>
               <w:t>{bc1}</w:t>
             </w:r>
@@ -3880,17 +3626,15 @@
                 <w:bCs/>
                 <w:sz w:val="24"/>
                 <w:szCs w:val="24"/>
-                <w:u w:val="single"/>
-              </w:rPr>
-            </w:pPr>
-            <w:r>
-              <w:rPr>
-                <w:rFonts w:ascii="Arial" w:hAnsi="Arial" w:cs="Arial"/>
-                <w:b/>
-                <w:bCs/>
-                <w:sz w:val="24"/>
-                <w:szCs w:val="24"/>
-                <w:u w:val="single"/>
+              </w:rPr>
+            </w:pPr>
+            <w:r>
+              <w:rPr>
+                <w:rFonts w:ascii="Arial" w:hAnsi="Arial" w:cs="Arial"/>
+                <w:b/>
+                <w:bCs/>
+                <w:sz w:val="24"/>
+                <w:szCs w:val="24"/>
               </w:rPr>
               <w:t>{bc2}</w:t>
             </w:r>
@@ -3910,17 +3654,15 @@
                 <w:bCs/>
                 <w:sz w:val="24"/>
                 <w:szCs w:val="24"/>
-                <w:u w:val="single"/>
-              </w:rPr>
-            </w:pPr>
-            <w:r>
-              <w:rPr>
-                <w:rFonts w:ascii="Arial" w:hAnsi="Arial" w:cs="Arial"/>
-                <w:b/>
-                <w:bCs/>
-                <w:sz w:val="24"/>
-                <w:szCs w:val="24"/>
-                <w:u w:val="single"/>
+              </w:rPr>
+            </w:pPr>
+            <w:r>
+              <w:rPr>
+                <w:rFonts w:ascii="Arial" w:hAnsi="Arial" w:cs="Arial"/>
+                <w:b/>
+                <w:bCs/>
+                <w:sz w:val="24"/>
+                <w:szCs w:val="24"/>
               </w:rPr>
               <w:t>{bc3}</w:t>
             </w:r>
@@ -3940,17 +3682,15 @@
                 <w:bCs/>
                 <w:sz w:val="24"/>
                 <w:szCs w:val="24"/>
-                <w:u w:val="single"/>
-              </w:rPr>
-            </w:pPr>
-            <w:r>
-              <w:rPr>
-                <w:rFonts w:ascii="Arial" w:hAnsi="Arial" w:cs="Arial"/>
-                <w:b/>
-                <w:bCs/>
-                <w:sz w:val="24"/>
-                <w:szCs w:val="24"/>
-                <w:u w:val="single"/>
+              </w:rPr>
+            </w:pPr>
+            <w:r>
+              <w:rPr>
+                <w:rFonts w:ascii="Arial" w:hAnsi="Arial" w:cs="Arial"/>
+                <w:b/>
+                <w:bCs/>
+                <w:sz w:val="24"/>
+                <w:szCs w:val="24"/>
               </w:rPr>
               <w:t>{bc4}</w:t>
             </w:r>
@@ -3970,17 +3710,15 @@
                 <w:bCs/>
                 <w:sz w:val="24"/>
                 <w:szCs w:val="24"/>
-                <w:u w:val="single"/>
-              </w:rPr>
-            </w:pPr>
-            <w:r>
-              <w:rPr>
-                <w:rFonts w:ascii="Arial" w:hAnsi="Arial" w:cs="Arial"/>
-                <w:b/>
-                <w:bCs/>
-                <w:sz w:val="24"/>
-                <w:szCs w:val="24"/>
-                <w:u w:val="single"/>
+              </w:rPr>
+            </w:pPr>
+            <w:r>
+              <w:rPr>
+                <w:rFonts w:ascii="Arial" w:hAnsi="Arial" w:cs="Arial"/>
+                <w:b/>
+                <w:bCs/>
+                <w:sz w:val="24"/>
+                <w:szCs w:val="24"/>
               </w:rPr>
               <w:t>{bc5}</w:t>
             </w:r>
@@ -4089,17 +3827,15 @@
                 <w:bCs/>
                 <w:sz w:val="24"/>
                 <w:szCs w:val="24"/>
-                <w:u w:val="single"/>
-              </w:rPr>
-            </w:pPr>
-            <w:r>
-              <w:rPr>
-                <w:rFonts w:ascii="Arial" w:hAnsi="Arial" w:cs="Arial"/>
-                <w:b/>
-                <w:bCs/>
-                <w:sz w:val="24"/>
-                <w:szCs w:val="24"/>
-                <w:u w:val="single"/>
+              </w:rPr>
+            </w:pPr>
+            <w:r>
+              <w:rPr>
+                <w:rFonts w:ascii="Arial" w:hAnsi="Arial" w:cs="Arial"/>
+                <w:b/>
+                <w:bCs/>
+                <w:sz w:val="24"/>
+                <w:szCs w:val="24"/>
               </w:rPr>
               <w:t>{peA1}</w:t>
             </w:r>
@@ -4119,17 +3855,15 @@
                 <w:bCs/>
                 <w:sz w:val="24"/>
                 <w:szCs w:val="24"/>
-                <w:u w:val="single"/>
-              </w:rPr>
-            </w:pPr>
-            <w:r>
-              <w:rPr>
-                <w:rFonts w:ascii="Arial" w:hAnsi="Arial" w:cs="Arial"/>
-                <w:b/>
-                <w:bCs/>
-                <w:sz w:val="24"/>
-                <w:szCs w:val="24"/>
-                <w:u w:val="single"/>
+              </w:rPr>
+            </w:pPr>
+            <w:r>
+              <w:rPr>
+                <w:rFonts w:ascii="Arial" w:hAnsi="Arial" w:cs="Arial"/>
+                <w:b/>
+                <w:bCs/>
+                <w:sz w:val="24"/>
+                <w:szCs w:val="24"/>
               </w:rPr>
               <w:t>{peA</w:t>
             </w:r>
@@ -4140,7 +3874,6 @@
                 <w:bCs/>
                 <w:sz w:val="24"/>
                 <w:szCs w:val="24"/>
-                <w:u w:val="single"/>
               </w:rPr>
               <w:t>2</w:t>
             </w:r>
@@ -4151,7 +3884,6 @@
                 <w:bCs/>
                 <w:sz w:val="24"/>
                 <w:szCs w:val="24"/>
-                <w:u w:val="single"/>
               </w:rPr>
               <w:t>}</w:t>
             </w:r>
@@ -4171,17 +3903,15 @@
                 <w:bCs/>
                 <w:sz w:val="24"/>
                 <w:szCs w:val="24"/>
-                <w:u w:val="single"/>
-              </w:rPr>
-            </w:pPr>
-            <w:r>
-              <w:rPr>
-                <w:rFonts w:ascii="Arial" w:hAnsi="Arial" w:cs="Arial"/>
-                <w:b/>
-                <w:bCs/>
-                <w:sz w:val="24"/>
-                <w:szCs w:val="24"/>
-                <w:u w:val="single"/>
+              </w:rPr>
+            </w:pPr>
+            <w:r>
+              <w:rPr>
+                <w:rFonts w:ascii="Arial" w:hAnsi="Arial" w:cs="Arial"/>
+                <w:b/>
+                <w:bCs/>
+                <w:sz w:val="24"/>
+                <w:szCs w:val="24"/>
               </w:rPr>
               <w:t>{peA</w:t>
             </w:r>
@@ -4192,7 +3922,6 @@
                 <w:bCs/>
                 <w:sz w:val="24"/>
                 <w:szCs w:val="24"/>
-                <w:u w:val="single"/>
               </w:rPr>
               <w:t>3</w:t>
             </w:r>
@@ -4203,7 +3932,6 @@
                 <w:bCs/>
                 <w:sz w:val="24"/>
                 <w:szCs w:val="24"/>
-                <w:u w:val="single"/>
               </w:rPr>
               <w:t>}</w:t>
             </w:r>
@@ -4223,17 +3951,15 @@
                 <w:bCs/>
                 <w:sz w:val="24"/>
                 <w:szCs w:val="24"/>
-                <w:u w:val="single"/>
-              </w:rPr>
-            </w:pPr>
-            <w:r>
-              <w:rPr>
-                <w:rFonts w:ascii="Arial" w:hAnsi="Arial" w:cs="Arial"/>
-                <w:b/>
-                <w:bCs/>
-                <w:sz w:val="24"/>
-                <w:szCs w:val="24"/>
-                <w:u w:val="single"/>
+              </w:rPr>
+            </w:pPr>
+            <w:r>
+              <w:rPr>
+                <w:rFonts w:ascii="Arial" w:hAnsi="Arial" w:cs="Arial"/>
+                <w:b/>
+                <w:bCs/>
+                <w:sz w:val="24"/>
+                <w:szCs w:val="24"/>
               </w:rPr>
               <w:t>{peA</w:t>
             </w:r>
@@ -4244,7 +3970,6 @@
                 <w:bCs/>
                 <w:sz w:val="24"/>
                 <w:szCs w:val="24"/>
-                <w:u w:val="single"/>
               </w:rPr>
               <w:t>4</w:t>
             </w:r>
@@ -4255,7 +3980,6 @@
                 <w:bCs/>
                 <w:sz w:val="24"/>
                 <w:szCs w:val="24"/>
-                <w:u w:val="single"/>
               </w:rPr>
               <w:t>}</w:t>
             </w:r>
@@ -4275,17 +3999,15 @@
                 <w:bCs/>
                 <w:sz w:val="24"/>
                 <w:szCs w:val="24"/>
-                <w:u w:val="single"/>
-              </w:rPr>
-            </w:pPr>
-            <w:r>
-              <w:rPr>
-                <w:rFonts w:ascii="Arial" w:hAnsi="Arial" w:cs="Arial"/>
-                <w:b/>
-                <w:bCs/>
-                <w:sz w:val="24"/>
-                <w:szCs w:val="24"/>
-                <w:u w:val="single"/>
+              </w:rPr>
+            </w:pPr>
+            <w:r>
+              <w:rPr>
+                <w:rFonts w:ascii="Arial" w:hAnsi="Arial" w:cs="Arial"/>
+                <w:b/>
+                <w:bCs/>
+                <w:sz w:val="24"/>
+                <w:szCs w:val="24"/>
               </w:rPr>
               <w:t>{peA</w:t>
             </w:r>
@@ -4296,7 +4018,6 @@
                 <w:bCs/>
                 <w:sz w:val="24"/>
                 <w:szCs w:val="24"/>
-                <w:u w:val="single"/>
               </w:rPr>
               <w:t>5</w:t>
             </w:r>
@@ -4307,7 +4028,6 @@
                 <w:bCs/>
                 <w:sz w:val="24"/>
                 <w:szCs w:val="24"/>
-                <w:u w:val="single"/>
               </w:rPr>
               <w:t>}</w:t>
             </w:r>
@@ -4402,17 +4122,15 @@
                 <w:bCs/>
                 <w:sz w:val="24"/>
                 <w:szCs w:val="24"/>
-                <w:u w:val="single"/>
-              </w:rPr>
-            </w:pPr>
-            <w:r>
-              <w:rPr>
-                <w:rFonts w:ascii="Arial" w:hAnsi="Arial" w:cs="Arial"/>
-                <w:b/>
-                <w:bCs/>
-                <w:sz w:val="24"/>
-                <w:szCs w:val="24"/>
-                <w:u w:val="single"/>
+              </w:rPr>
+            </w:pPr>
+            <w:r>
+              <w:rPr>
+                <w:rFonts w:ascii="Arial" w:hAnsi="Arial" w:cs="Arial"/>
+                <w:b/>
+                <w:bCs/>
+                <w:sz w:val="24"/>
+                <w:szCs w:val="24"/>
               </w:rPr>
               <w:t>{pcA1}</w:t>
             </w:r>
@@ -4432,17 +4150,15 @@
                 <w:bCs/>
                 <w:sz w:val="24"/>
                 <w:szCs w:val="24"/>
-                <w:u w:val="single"/>
-              </w:rPr>
-            </w:pPr>
-            <w:r>
-              <w:rPr>
-                <w:rFonts w:ascii="Arial" w:hAnsi="Arial" w:cs="Arial"/>
-                <w:b/>
-                <w:bCs/>
-                <w:sz w:val="24"/>
-                <w:szCs w:val="24"/>
-                <w:u w:val="single"/>
+              </w:rPr>
+            </w:pPr>
+            <w:r>
+              <w:rPr>
+                <w:rFonts w:ascii="Arial" w:hAnsi="Arial" w:cs="Arial"/>
+                <w:b/>
+                <w:bCs/>
+                <w:sz w:val="24"/>
+                <w:szCs w:val="24"/>
               </w:rPr>
               <w:t>{pcA</w:t>
             </w:r>
@@ -4453,7 +4169,6 @@
                 <w:bCs/>
                 <w:sz w:val="24"/>
                 <w:szCs w:val="24"/>
-                <w:u w:val="single"/>
               </w:rPr>
               <w:t>2</w:t>
             </w:r>
@@ -4464,7 +4179,6 @@
                 <w:bCs/>
                 <w:sz w:val="24"/>
                 <w:szCs w:val="24"/>
-                <w:u w:val="single"/>
               </w:rPr>
               <w:t>}</w:t>
             </w:r>
@@ -4484,17 +4198,15 @@
                 <w:bCs/>
                 <w:sz w:val="24"/>
                 <w:szCs w:val="24"/>
-                <w:u w:val="single"/>
-              </w:rPr>
-            </w:pPr>
-            <w:r>
-              <w:rPr>
-                <w:rFonts w:ascii="Arial" w:hAnsi="Arial" w:cs="Arial"/>
-                <w:b/>
-                <w:bCs/>
-                <w:sz w:val="24"/>
-                <w:szCs w:val="24"/>
-                <w:u w:val="single"/>
+              </w:rPr>
+            </w:pPr>
+            <w:r>
+              <w:rPr>
+                <w:rFonts w:ascii="Arial" w:hAnsi="Arial" w:cs="Arial"/>
+                <w:b/>
+                <w:bCs/>
+                <w:sz w:val="24"/>
+                <w:szCs w:val="24"/>
               </w:rPr>
               <w:t>{pcA</w:t>
             </w:r>
@@ -4505,7 +4217,6 @@
                 <w:bCs/>
                 <w:sz w:val="24"/>
                 <w:szCs w:val="24"/>
-                <w:u w:val="single"/>
               </w:rPr>
               <w:t>3</w:t>
             </w:r>
@@ -4516,7 +4227,6 @@
                 <w:bCs/>
                 <w:sz w:val="24"/>
                 <w:szCs w:val="24"/>
-                <w:u w:val="single"/>
               </w:rPr>
               <w:t>}</w:t>
             </w:r>
@@ -4536,17 +4246,15 @@
                 <w:bCs/>
                 <w:sz w:val="24"/>
                 <w:szCs w:val="24"/>
-                <w:u w:val="single"/>
-              </w:rPr>
-            </w:pPr>
-            <w:r>
-              <w:rPr>
-                <w:rFonts w:ascii="Arial" w:hAnsi="Arial" w:cs="Arial"/>
-                <w:b/>
-                <w:bCs/>
-                <w:sz w:val="24"/>
-                <w:szCs w:val="24"/>
-                <w:u w:val="single"/>
+              </w:rPr>
+            </w:pPr>
+            <w:r>
+              <w:rPr>
+                <w:rFonts w:ascii="Arial" w:hAnsi="Arial" w:cs="Arial"/>
+                <w:b/>
+                <w:bCs/>
+                <w:sz w:val="24"/>
+                <w:szCs w:val="24"/>
               </w:rPr>
               <w:t>{pcA</w:t>
             </w:r>
@@ -4557,7 +4265,6 @@
                 <w:bCs/>
                 <w:sz w:val="24"/>
                 <w:szCs w:val="24"/>
-                <w:u w:val="single"/>
               </w:rPr>
               <w:t>4</w:t>
             </w:r>
@@ -4568,7 +4275,6 @@
                 <w:bCs/>
                 <w:sz w:val="24"/>
                 <w:szCs w:val="24"/>
-                <w:u w:val="single"/>
               </w:rPr>
               <w:t>}</w:t>
             </w:r>
@@ -4588,17 +4294,15 @@
                 <w:bCs/>
                 <w:sz w:val="24"/>
                 <w:szCs w:val="24"/>
-                <w:u w:val="single"/>
-              </w:rPr>
-            </w:pPr>
-            <w:r>
-              <w:rPr>
-                <w:rFonts w:ascii="Arial" w:hAnsi="Arial" w:cs="Arial"/>
-                <w:b/>
-                <w:bCs/>
-                <w:sz w:val="24"/>
-                <w:szCs w:val="24"/>
-                <w:u w:val="single"/>
+              </w:rPr>
+            </w:pPr>
+            <w:r>
+              <w:rPr>
+                <w:rFonts w:ascii="Arial" w:hAnsi="Arial" w:cs="Arial"/>
+                <w:b/>
+                <w:bCs/>
+                <w:sz w:val="24"/>
+                <w:szCs w:val="24"/>
               </w:rPr>
               <w:t>{pcA</w:t>
             </w:r>
@@ -4609,7 +4313,6 @@
                 <w:bCs/>
                 <w:sz w:val="24"/>
                 <w:szCs w:val="24"/>
-                <w:u w:val="single"/>
               </w:rPr>
               <w:t>5</w:t>
             </w:r>
@@ -4620,7 +4323,6 @@
                 <w:bCs/>
                 <w:sz w:val="24"/>
                 <w:szCs w:val="24"/>
-                <w:u w:val="single"/>
               </w:rPr>
               <w:t>}</w:t>
             </w:r>
@@ -4720,17 +4422,15 @@
                 <w:bCs/>
                 <w:sz w:val="24"/>
                 <w:szCs w:val="24"/>
-                <w:u w:val="single"/>
-              </w:rPr>
-            </w:pPr>
-            <w:r>
-              <w:rPr>
-                <w:rFonts w:ascii="Arial" w:hAnsi="Arial" w:cs="Arial"/>
-                <w:b/>
-                <w:bCs/>
-                <w:sz w:val="24"/>
-                <w:szCs w:val="24"/>
-                <w:u w:val="single"/>
+              </w:rPr>
+            </w:pPr>
+            <w:r>
+              <w:rPr>
+                <w:rFonts w:ascii="Arial" w:hAnsi="Arial" w:cs="Arial"/>
+                <w:b/>
+                <w:bCs/>
+                <w:sz w:val="24"/>
+                <w:szCs w:val="24"/>
               </w:rPr>
               <w:t>{ptA1}</w:t>
             </w:r>
@@ -4750,17 +4450,15 @@
                 <w:bCs/>
                 <w:sz w:val="24"/>
                 <w:szCs w:val="24"/>
-                <w:u w:val="single"/>
-              </w:rPr>
-            </w:pPr>
-            <w:r>
-              <w:rPr>
-                <w:rFonts w:ascii="Arial" w:hAnsi="Arial" w:cs="Arial"/>
-                <w:b/>
-                <w:bCs/>
-                <w:sz w:val="24"/>
-                <w:szCs w:val="24"/>
-                <w:u w:val="single"/>
+              </w:rPr>
+            </w:pPr>
+            <w:r>
+              <w:rPr>
+                <w:rFonts w:ascii="Arial" w:hAnsi="Arial" w:cs="Arial"/>
+                <w:b/>
+                <w:bCs/>
+                <w:sz w:val="24"/>
+                <w:szCs w:val="24"/>
               </w:rPr>
               <w:t>{ptA</w:t>
             </w:r>
@@ -4771,7 +4469,6 @@
                 <w:bCs/>
                 <w:sz w:val="24"/>
                 <w:szCs w:val="24"/>
-                <w:u w:val="single"/>
               </w:rPr>
               <w:t>2</w:t>
             </w:r>
@@ -4782,7 +4479,6 @@
                 <w:bCs/>
                 <w:sz w:val="24"/>
                 <w:szCs w:val="24"/>
-                <w:u w:val="single"/>
               </w:rPr>
               <w:t>}</w:t>
             </w:r>
@@ -4802,17 +4498,15 @@
                 <w:bCs/>
                 <w:sz w:val="24"/>
                 <w:szCs w:val="24"/>
-                <w:u w:val="single"/>
-              </w:rPr>
-            </w:pPr>
-            <w:r>
-              <w:rPr>
-                <w:rFonts w:ascii="Arial" w:hAnsi="Arial" w:cs="Arial"/>
-                <w:b/>
-                <w:bCs/>
-                <w:sz w:val="24"/>
-                <w:szCs w:val="24"/>
-                <w:u w:val="single"/>
+              </w:rPr>
+            </w:pPr>
+            <w:r>
+              <w:rPr>
+                <w:rFonts w:ascii="Arial" w:hAnsi="Arial" w:cs="Arial"/>
+                <w:b/>
+                <w:bCs/>
+                <w:sz w:val="24"/>
+                <w:szCs w:val="24"/>
               </w:rPr>
               <w:t>{ptA</w:t>
             </w:r>
@@ -4823,7 +4517,6 @@
                 <w:bCs/>
                 <w:sz w:val="24"/>
                 <w:szCs w:val="24"/>
-                <w:u w:val="single"/>
               </w:rPr>
               <w:t>3</w:t>
             </w:r>
@@ -4834,7 +4527,6 @@
                 <w:bCs/>
                 <w:sz w:val="24"/>
                 <w:szCs w:val="24"/>
-                <w:u w:val="single"/>
               </w:rPr>
               <w:t>}</w:t>
             </w:r>
@@ -4854,17 +4546,15 @@
                 <w:bCs/>
                 <w:sz w:val="24"/>
                 <w:szCs w:val="24"/>
-                <w:u w:val="single"/>
-              </w:rPr>
-            </w:pPr>
-            <w:r>
-              <w:rPr>
-                <w:rFonts w:ascii="Arial" w:hAnsi="Arial" w:cs="Arial"/>
-                <w:b/>
-                <w:bCs/>
-                <w:sz w:val="24"/>
-                <w:szCs w:val="24"/>
-                <w:u w:val="single"/>
+              </w:rPr>
+            </w:pPr>
+            <w:r>
+              <w:rPr>
+                <w:rFonts w:ascii="Arial" w:hAnsi="Arial" w:cs="Arial"/>
+                <w:b/>
+                <w:bCs/>
+                <w:sz w:val="24"/>
+                <w:szCs w:val="24"/>
               </w:rPr>
               <w:t>{ptA</w:t>
             </w:r>
@@ -4875,7 +4565,6 @@
                 <w:bCs/>
                 <w:sz w:val="24"/>
                 <w:szCs w:val="24"/>
-                <w:u w:val="single"/>
               </w:rPr>
               <w:t>4</w:t>
             </w:r>
@@ -4886,7 +4575,6 @@
                 <w:bCs/>
                 <w:sz w:val="24"/>
                 <w:szCs w:val="24"/>
-                <w:u w:val="single"/>
               </w:rPr>
               <w:t>}</w:t>
             </w:r>
@@ -4906,17 +4594,15 @@
                 <w:bCs/>
                 <w:sz w:val="24"/>
                 <w:szCs w:val="24"/>
-                <w:u w:val="single"/>
-              </w:rPr>
-            </w:pPr>
-            <w:r>
-              <w:rPr>
-                <w:rFonts w:ascii="Arial" w:hAnsi="Arial" w:cs="Arial"/>
-                <w:b/>
-                <w:bCs/>
-                <w:sz w:val="24"/>
-                <w:szCs w:val="24"/>
-                <w:u w:val="single"/>
+              </w:rPr>
+            </w:pPr>
+            <w:r>
+              <w:rPr>
+                <w:rFonts w:ascii="Arial" w:hAnsi="Arial" w:cs="Arial"/>
+                <w:b/>
+                <w:bCs/>
+                <w:sz w:val="24"/>
+                <w:szCs w:val="24"/>
               </w:rPr>
               <w:t>{ptA</w:t>
             </w:r>
@@ -4927,7 +4613,6 @@
                 <w:bCs/>
                 <w:sz w:val="24"/>
                 <w:szCs w:val="24"/>
-                <w:u w:val="single"/>
               </w:rPr>
               <w:t>5</w:t>
             </w:r>
@@ -4938,7 +4623,6 @@
                 <w:bCs/>
                 <w:sz w:val="24"/>
                 <w:szCs w:val="24"/>
-                <w:u w:val="single"/>
               </w:rPr>
               <w:t>}</w:t>
             </w:r>
@@ -5033,17 +4717,15 @@
                 <w:bCs/>
                 <w:sz w:val="24"/>
                 <w:szCs w:val="24"/>
-                <w:u w:val="single"/>
-              </w:rPr>
-            </w:pPr>
-            <w:r>
-              <w:rPr>
-                <w:rFonts w:ascii="Arial" w:hAnsi="Arial" w:cs="Arial"/>
-                <w:b/>
-                <w:bCs/>
-                <w:sz w:val="24"/>
-                <w:szCs w:val="24"/>
-                <w:u w:val="single"/>
+              </w:rPr>
+            </w:pPr>
+            <w:r>
+              <w:rPr>
+                <w:rFonts w:ascii="Arial" w:hAnsi="Arial" w:cs="Arial"/>
+                <w:b/>
+                <w:bCs/>
+                <w:sz w:val="24"/>
+                <w:szCs w:val="24"/>
               </w:rPr>
               <w:t>{oem1}</w:t>
             </w:r>
@@ -5063,17 +4745,15 @@
                 <w:bCs/>
                 <w:sz w:val="24"/>
                 <w:szCs w:val="24"/>
-                <w:u w:val="single"/>
-              </w:rPr>
-            </w:pPr>
-            <w:r>
-              <w:rPr>
-                <w:rFonts w:ascii="Arial" w:hAnsi="Arial" w:cs="Arial"/>
-                <w:b/>
-                <w:bCs/>
-                <w:sz w:val="24"/>
-                <w:szCs w:val="24"/>
-                <w:u w:val="single"/>
+              </w:rPr>
+            </w:pPr>
+            <w:r>
+              <w:rPr>
+                <w:rFonts w:ascii="Arial" w:hAnsi="Arial" w:cs="Arial"/>
+                <w:b/>
+                <w:bCs/>
+                <w:sz w:val="24"/>
+                <w:szCs w:val="24"/>
               </w:rPr>
               <w:t>{oem</w:t>
             </w:r>
@@ -5084,7 +4764,6 @@
                 <w:bCs/>
                 <w:sz w:val="24"/>
                 <w:szCs w:val="24"/>
-                <w:u w:val="single"/>
               </w:rPr>
               <w:t>2</w:t>
             </w:r>
@@ -5095,7 +4774,6 @@
                 <w:bCs/>
                 <w:sz w:val="24"/>
                 <w:szCs w:val="24"/>
-                <w:u w:val="single"/>
               </w:rPr>
               <w:t>}</w:t>
             </w:r>
@@ -5115,17 +4793,15 @@
                 <w:bCs/>
                 <w:sz w:val="24"/>
                 <w:szCs w:val="24"/>
-                <w:u w:val="single"/>
-              </w:rPr>
-            </w:pPr>
-            <w:r>
-              <w:rPr>
-                <w:rFonts w:ascii="Arial" w:hAnsi="Arial" w:cs="Arial"/>
-                <w:b/>
-                <w:bCs/>
-                <w:sz w:val="24"/>
-                <w:szCs w:val="24"/>
-                <w:u w:val="single"/>
+              </w:rPr>
+            </w:pPr>
+            <w:r>
+              <w:rPr>
+                <w:rFonts w:ascii="Arial" w:hAnsi="Arial" w:cs="Arial"/>
+                <w:b/>
+                <w:bCs/>
+                <w:sz w:val="24"/>
+                <w:szCs w:val="24"/>
               </w:rPr>
               <w:t>{oem</w:t>
             </w:r>
@@ -5136,7 +4812,6 @@
                 <w:bCs/>
                 <w:sz w:val="24"/>
                 <w:szCs w:val="24"/>
-                <w:u w:val="single"/>
               </w:rPr>
               <w:t>3</w:t>
             </w:r>
@@ -5147,7 +4822,6 @@
                 <w:bCs/>
                 <w:sz w:val="24"/>
                 <w:szCs w:val="24"/>
-                <w:u w:val="single"/>
               </w:rPr>
               <w:t>}</w:t>
             </w:r>
@@ -5167,17 +4841,15 @@
                 <w:bCs/>
                 <w:sz w:val="24"/>
                 <w:szCs w:val="24"/>
-                <w:u w:val="single"/>
-              </w:rPr>
-            </w:pPr>
-            <w:r>
-              <w:rPr>
-                <w:rFonts w:ascii="Arial" w:hAnsi="Arial" w:cs="Arial"/>
-                <w:b/>
-                <w:bCs/>
-                <w:sz w:val="24"/>
-                <w:szCs w:val="24"/>
-                <w:u w:val="single"/>
+              </w:rPr>
+            </w:pPr>
+            <w:r>
+              <w:rPr>
+                <w:rFonts w:ascii="Arial" w:hAnsi="Arial" w:cs="Arial"/>
+                <w:b/>
+                <w:bCs/>
+                <w:sz w:val="24"/>
+                <w:szCs w:val="24"/>
               </w:rPr>
               <w:t>{oem</w:t>
             </w:r>
@@ -5188,7 +4860,6 @@
                 <w:bCs/>
                 <w:sz w:val="24"/>
                 <w:szCs w:val="24"/>
-                <w:u w:val="single"/>
               </w:rPr>
               <w:t>4</w:t>
             </w:r>
@@ -5199,7 +4870,6 @@
                 <w:bCs/>
                 <w:sz w:val="24"/>
                 <w:szCs w:val="24"/>
-                <w:u w:val="single"/>
               </w:rPr>
               <w:t>}</w:t>
             </w:r>
@@ -5219,17 +4889,15 @@
                 <w:bCs/>
                 <w:sz w:val="24"/>
                 <w:szCs w:val="24"/>
-                <w:u w:val="single"/>
-              </w:rPr>
-            </w:pPr>
-            <w:r>
-              <w:rPr>
-                <w:rFonts w:ascii="Arial" w:hAnsi="Arial" w:cs="Arial"/>
-                <w:b/>
-                <w:bCs/>
-                <w:sz w:val="24"/>
-                <w:szCs w:val="24"/>
-                <w:u w:val="single"/>
+              </w:rPr>
+            </w:pPr>
+            <w:r>
+              <w:rPr>
+                <w:rFonts w:ascii="Arial" w:hAnsi="Arial" w:cs="Arial"/>
+                <w:b/>
+                <w:bCs/>
+                <w:sz w:val="24"/>
+                <w:szCs w:val="24"/>
               </w:rPr>
               <w:t>{oem</w:t>
             </w:r>
@@ -5240,7 +4908,6 @@
                 <w:bCs/>
                 <w:sz w:val="24"/>
                 <w:szCs w:val="24"/>
-                <w:u w:val="single"/>
               </w:rPr>
               <w:t>5</w:t>
             </w:r>
@@ -5251,7 +4918,6 @@
                 <w:bCs/>
                 <w:sz w:val="24"/>
                 <w:szCs w:val="24"/>
-                <w:u w:val="single"/>
               </w:rPr>
               <w:t>}</w:t>
             </w:r>
@@ -5346,17 +5012,15 @@
                 <w:bCs/>
                 <w:sz w:val="24"/>
                 <w:szCs w:val="24"/>
-                <w:u w:val="single"/>
-              </w:rPr>
-            </w:pPr>
-            <w:r>
-              <w:rPr>
-                <w:rFonts w:ascii="Arial" w:hAnsi="Arial" w:cs="Arial"/>
-                <w:b/>
-                <w:bCs/>
-                <w:sz w:val="24"/>
-                <w:szCs w:val="24"/>
-                <w:u w:val="single"/>
+              </w:rPr>
+            </w:pPr>
+            <w:r>
+              <w:rPr>
+                <w:rFonts w:ascii="Arial" w:hAnsi="Arial" w:cs="Arial"/>
+                <w:b/>
+                <w:bCs/>
+                <w:sz w:val="24"/>
+                <w:szCs w:val="24"/>
               </w:rPr>
               <w:t>{oe1}</w:t>
             </w:r>
@@ -5376,17 +5040,15 @@
                 <w:bCs/>
                 <w:sz w:val="24"/>
                 <w:szCs w:val="24"/>
-                <w:u w:val="single"/>
-              </w:rPr>
-            </w:pPr>
-            <w:r>
-              <w:rPr>
-                <w:rFonts w:ascii="Arial" w:hAnsi="Arial" w:cs="Arial"/>
-                <w:b/>
-                <w:bCs/>
-                <w:sz w:val="24"/>
-                <w:szCs w:val="24"/>
-                <w:u w:val="single"/>
+              </w:rPr>
+            </w:pPr>
+            <w:r>
+              <w:rPr>
+                <w:rFonts w:ascii="Arial" w:hAnsi="Arial" w:cs="Arial"/>
+                <w:b/>
+                <w:bCs/>
+                <w:sz w:val="24"/>
+                <w:szCs w:val="24"/>
               </w:rPr>
               <w:t>{oe</w:t>
             </w:r>
@@ -5397,7 +5059,6 @@
                 <w:bCs/>
                 <w:sz w:val="24"/>
                 <w:szCs w:val="24"/>
-                <w:u w:val="single"/>
               </w:rPr>
               <w:t>2</w:t>
             </w:r>
@@ -5408,7 +5069,6 @@
                 <w:bCs/>
                 <w:sz w:val="24"/>
                 <w:szCs w:val="24"/>
-                <w:u w:val="single"/>
               </w:rPr>
               <w:t>}</w:t>
             </w:r>
@@ -5428,17 +5088,15 @@
                 <w:bCs/>
                 <w:sz w:val="24"/>
                 <w:szCs w:val="24"/>
-                <w:u w:val="single"/>
-              </w:rPr>
-            </w:pPr>
-            <w:r>
-              <w:rPr>
-                <w:rFonts w:ascii="Arial" w:hAnsi="Arial" w:cs="Arial"/>
-                <w:b/>
-                <w:bCs/>
-                <w:sz w:val="24"/>
-                <w:szCs w:val="24"/>
-                <w:u w:val="single"/>
+              </w:rPr>
+            </w:pPr>
+            <w:r>
+              <w:rPr>
+                <w:rFonts w:ascii="Arial" w:hAnsi="Arial" w:cs="Arial"/>
+                <w:b/>
+                <w:bCs/>
+                <w:sz w:val="24"/>
+                <w:szCs w:val="24"/>
               </w:rPr>
               <w:t>{oe</w:t>
             </w:r>
@@ -5449,7 +5107,6 @@
                 <w:bCs/>
                 <w:sz w:val="24"/>
                 <w:szCs w:val="24"/>
-                <w:u w:val="single"/>
               </w:rPr>
               <w:t>3</w:t>
             </w:r>
@@ -5460,7 +5117,6 @@
                 <w:bCs/>
                 <w:sz w:val="24"/>
                 <w:szCs w:val="24"/>
-                <w:u w:val="single"/>
               </w:rPr>
               <w:t>}</w:t>
             </w:r>
@@ -5480,17 +5136,15 @@
                 <w:bCs/>
                 <w:sz w:val="24"/>
                 <w:szCs w:val="24"/>
-                <w:u w:val="single"/>
-              </w:rPr>
-            </w:pPr>
-            <w:r>
-              <w:rPr>
-                <w:rFonts w:ascii="Arial" w:hAnsi="Arial" w:cs="Arial"/>
-                <w:b/>
-                <w:bCs/>
-                <w:sz w:val="24"/>
-                <w:szCs w:val="24"/>
-                <w:u w:val="single"/>
+              </w:rPr>
+            </w:pPr>
+            <w:r>
+              <w:rPr>
+                <w:rFonts w:ascii="Arial" w:hAnsi="Arial" w:cs="Arial"/>
+                <w:b/>
+                <w:bCs/>
+                <w:sz w:val="24"/>
+                <w:szCs w:val="24"/>
               </w:rPr>
               <w:t>{oe</w:t>
             </w:r>
@@ -5501,7 +5155,6 @@
                 <w:bCs/>
                 <w:sz w:val="24"/>
                 <w:szCs w:val="24"/>
-                <w:u w:val="single"/>
               </w:rPr>
               <w:t>4</w:t>
             </w:r>
@@ -5512,7 +5165,6 @@
                 <w:bCs/>
                 <w:sz w:val="24"/>
                 <w:szCs w:val="24"/>
-                <w:u w:val="single"/>
               </w:rPr>
               <w:t>}</w:t>
             </w:r>
@@ -5532,17 +5184,15 @@
                 <w:bCs/>
                 <w:sz w:val="24"/>
                 <w:szCs w:val="24"/>
-                <w:u w:val="single"/>
-              </w:rPr>
-            </w:pPr>
-            <w:r>
-              <w:rPr>
-                <w:rFonts w:ascii="Arial" w:hAnsi="Arial" w:cs="Arial"/>
-                <w:b/>
-                <w:bCs/>
-                <w:sz w:val="24"/>
-                <w:szCs w:val="24"/>
-                <w:u w:val="single"/>
+              </w:rPr>
+            </w:pPr>
+            <w:r>
+              <w:rPr>
+                <w:rFonts w:ascii="Arial" w:hAnsi="Arial" w:cs="Arial"/>
+                <w:b/>
+                <w:bCs/>
+                <w:sz w:val="24"/>
+                <w:szCs w:val="24"/>
               </w:rPr>
               <w:t>{oe</w:t>
             </w:r>
@@ -5553,7 +5203,6 @@
                 <w:bCs/>
                 <w:sz w:val="24"/>
                 <w:szCs w:val="24"/>
-                <w:u w:val="single"/>
               </w:rPr>
               <w:t>5</w:t>
             </w:r>
@@ -5564,7 +5213,6 @@
                 <w:bCs/>
                 <w:sz w:val="24"/>
                 <w:szCs w:val="24"/>
-                <w:u w:val="single"/>
               </w:rPr>
               <w:t>}</w:t>
             </w:r>
@@ -5659,17 +5307,15 @@
                 <w:bCs/>
                 <w:sz w:val="24"/>
                 <w:szCs w:val="24"/>
-                <w:u w:val="single"/>
-              </w:rPr>
-            </w:pPr>
-            <w:r>
-              <w:rPr>
-                <w:rFonts w:ascii="Arial" w:hAnsi="Arial" w:cs="Arial"/>
-                <w:b/>
-                <w:bCs/>
-                <w:sz w:val="24"/>
-                <w:szCs w:val="24"/>
-                <w:u w:val="single"/>
+              </w:rPr>
+            </w:pPr>
+            <w:r>
+              <w:rPr>
+                <w:rFonts w:ascii="Arial" w:hAnsi="Arial" w:cs="Arial"/>
+                <w:b/>
+                <w:bCs/>
+                <w:sz w:val="24"/>
+                <w:szCs w:val="24"/>
               </w:rPr>
               <w:t>{liAl1}</w:t>
             </w:r>
@@ -5689,17 +5335,15 @@
                 <w:bCs/>
                 <w:sz w:val="24"/>
                 <w:szCs w:val="24"/>
-                <w:u w:val="single"/>
-              </w:rPr>
-            </w:pPr>
-            <w:r>
-              <w:rPr>
-                <w:rFonts w:ascii="Arial" w:hAnsi="Arial" w:cs="Arial"/>
-                <w:b/>
-                <w:bCs/>
-                <w:sz w:val="24"/>
-                <w:szCs w:val="24"/>
-                <w:u w:val="single"/>
+              </w:rPr>
+            </w:pPr>
+            <w:r>
+              <w:rPr>
+                <w:rFonts w:ascii="Arial" w:hAnsi="Arial" w:cs="Arial"/>
+                <w:b/>
+                <w:bCs/>
+                <w:sz w:val="24"/>
+                <w:szCs w:val="24"/>
               </w:rPr>
               <w:t>{liAl</w:t>
             </w:r>
@@ -5710,7 +5354,6 @@
                 <w:bCs/>
                 <w:sz w:val="24"/>
                 <w:szCs w:val="24"/>
-                <w:u w:val="single"/>
               </w:rPr>
               <w:t>2</w:t>
             </w:r>
@@ -5721,7 +5364,6 @@
                 <w:bCs/>
                 <w:sz w:val="24"/>
                 <w:szCs w:val="24"/>
-                <w:u w:val="single"/>
               </w:rPr>
               <w:t>}</w:t>
             </w:r>
@@ -5741,17 +5383,15 @@
                 <w:bCs/>
                 <w:sz w:val="24"/>
                 <w:szCs w:val="24"/>
-                <w:u w:val="single"/>
-              </w:rPr>
-            </w:pPr>
-            <w:r>
-              <w:rPr>
-                <w:rFonts w:ascii="Arial" w:hAnsi="Arial" w:cs="Arial"/>
-                <w:b/>
-                <w:bCs/>
-                <w:sz w:val="24"/>
-                <w:szCs w:val="24"/>
-                <w:u w:val="single"/>
+              </w:rPr>
+            </w:pPr>
+            <w:r>
+              <w:rPr>
+                <w:rFonts w:ascii="Arial" w:hAnsi="Arial" w:cs="Arial"/>
+                <w:b/>
+                <w:bCs/>
+                <w:sz w:val="24"/>
+                <w:szCs w:val="24"/>
               </w:rPr>
               <w:t>{liAl</w:t>
             </w:r>
@@ -5762,7 +5402,6 @@
                 <w:bCs/>
                 <w:sz w:val="24"/>
                 <w:szCs w:val="24"/>
-                <w:u w:val="single"/>
               </w:rPr>
               <w:t>3</w:t>
             </w:r>
@@ -5773,7 +5412,6 @@
                 <w:bCs/>
                 <w:sz w:val="24"/>
                 <w:szCs w:val="24"/>
-                <w:u w:val="single"/>
               </w:rPr>
               <w:t>}</w:t>
             </w:r>
@@ -5793,17 +5431,15 @@
                 <w:bCs/>
                 <w:sz w:val="24"/>
                 <w:szCs w:val="24"/>
-                <w:u w:val="single"/>
-              </w:rPr>
-            </w:pPr>
-            <w:r>
-              <w:rPr>
-                <w:rFonts w:ascii="Arial" w:hAnsi="Arial" w:cs="Arial"/>
-                <w:b/>
-                <w:bCs/>
-                <w:sz w:val="24"/>
-                <w:szCs w:val="24"/>
-                <w:u w:val="single"/>
+              </w:rPr>
+            </w:pPr>
+            <w:r>
+              <w:rPr>
+                <w:rFonts w:ascii="Arial" w:hAnsi="Arial" w:cs="Arial"/>
+                <w:b/>
+                <w:bCs/>
+                <w:sz w:val="24"/>
+                <w:szCs w:val="24"/>
               </w:rPr>
               <w:t>{liAl</w:t>
             </w:r>
@@ -5814,7 +5450,6 @@
                 <w:bCs/>
                 <w:sz w:val="24"/>
                 <w:szCs w:val="24"/>
-                <w:u w:val="single"/>
               </w:rPr>
               <w:t>4</w:t>
             </w:r>
@@ -5825,7 +5460,6 @@
                 <w:bCs/>
                 <w:sz w:val="24"/>
                 <w:szCs w:val="24"/>
-                <w:u w:val="single"/>
               </w:rPr>
               <w:t>}</w:t>
             </w:r>
@@ -5845,17 +5479,15 @@
                 <w:bCs/>
                 <w:sz w:val="24"/>
                 <w:szCs w:val="24"/>
-                <w:u w:val="single"/>
-              </w:rPr>
-            </w:pPr>
-            <w:r>
-              <w:rPr>
-                <w:rFonts w:ascii="Arial" w:hAnsi="Arial" w:cs="Arial"/>
-                <w:b/>
-                <w:bCs/>
-                <w:sz w:val="24"/>
-                <w:szCs w:val="24"/>
-                <w:u w:val="single"/>
+              </w:rPr>
+            </w:pPr>
+            <w:r>
+              <w:rPr>
+                <w:rFonts w:ascii="Arial" w:hAnsi="Arial" w:cs="Arial"/>
+                <w:b/>
+                <w:bCs/>
+                <w:sz w:val="24"/>
+                <w:szCs w:val="24"/>
               </w:rPr>
               <w:t>{liAl</w:t>
             </w:r>
@@ -5866,7 +5498,6 @@
                 <w:bCs/>
                 <w:sz w:val="24"/>
                 <w:szCs w:val="24"/>
-                <w:u w:val="single"/>
               </w:rPr>
               <w:t>5</w:t>
             </w:r>
@@ -5877,7 +5508,6 @@
                 <w:bCs/>
                 <w:sz w:val="24"/>
                 <w:szCs w:val="24"/>
-                <w:u w:val="single"/>
               </w:rPr>
               <w:t>}</w:t>
             </w:r>
@@ -5972,17 +5602,15 @@
                 <w:bCs/>
                 <w:sz w:val="24"/>
                 <w:szCs w:val="24"/>
-                <w:u w:val="single"/>
-              </w:rPr>
-            </w:pPr>
-            <w:r>
-              <w:rPr>
-                <w:rFonts w:ascii="Arial" w:hAnsi="Arial" w:cs="Arial"/>
-                <w:b/>
-                <w:bCs/>
-                <w:sz w:val="24"/>
-                <w:szCs w:val="24"/>
-                <w:u w:val="single"/>
+              </w:rPr>
+            </w:pPr>
+            <w:r>
+              <w:rPr>
+                <w:rFonts w:ascii="Arial" w:hAnsi="Arial" w:cs="Arial"/>
+                <w:b/>
+                <w:bCs/>
+                <w:sz w:val="24"/>
+                <w:szCs w:val="24"/>
               </w:rPr>
               <w:t>{laAl1}</w:t>
             </w:r>
@@ -6002,17 +5630,15 @@
                 <w:bCs/>
                 <w:sz w:val="24"/>
                 <w:szCs w:val="24"/>
-                <w:u w:val="single"/>
-              </w:rPr>
-            </w:pPr>
-            <w:r>
-              <w:rPr>
-                <w:rFonts w:ascii="Arial" w:hAnsi="Arial" w:cs="Arial"/>
-                <w:b/>
-                <w:bCs/>
-                <w:sz w:val="24"/>
-                <w:szCs w:val="24"/>
-                <w:u w:val="single"/>
+              </w:rPr>
+            </w:pPr>
+            <w:r>
+              <w:rPr>
+                <w:rFonts w:ascii="Arial" w:hAnsi="Arial" w:cs="Arial"/>
+                <w:b/>
+                <w:bCs/>
+                <w:sz w:val="24"/>
+                <w:szCs w:val="24"/>
               </w:rPr>
               <w:t>{laAl</w:t>
             </w:r>
@@ -6023,7 +5649,6 @@
                 <w:bCs/>
                 <w:sz w:val="24"/>
                 <w:szCs w:val="24"/>
-                <w:u w:val="single"/>
               </w:rPr>
               <w:t>2</w:t>
             </w:r>
@@ -6034,7 +5659,6 @@
                 <w:bCs/>
                 <w:sz w:val="24"/>
                 <w:szCs w:val="24"/>
-                <w:u w:val="single"/>
               </w:rPr>
               <w:t>}</w:t>
             </w:r>
@@ -6054,17 +5678,15 @@
                 <w:bCs/>
                 <w:sz w:val="24"/>
                 <w:szCs w:val="24"/>
-                <w:u w:val="single"/>
-              </w:rPr>
-            </w:pPr>
-            <w:r>
-              <w:rPr>
-                <w:rFonts w:ascii="Arial" w:hAnsi="Arial" w:cs="Arial"/>
-                <w:b/>
-                <w:bCs/>
-                <w:sz w:val="24"/>
-                <w:szCs w:val="24"/>
-                <w:u w:val="single"/>
+              </w:rPr>
+            </w:pPr>
+            <w:r>
+              <w:rPr>
+                <w:rFonts w:ascii="Arial" w:hAnsi="Arial" w:cs="Arial"/>
+                <w:b/>
+                <w:bCs/>
+                <w:sz w:val="24"/>
+                <w:szCs w:val="24"/>
               </w:rPr>
               <w:t>{laAl</w:t>
             </w:r>
@@ -6075,7 +5697,6 @@
                 <w:bCs/>
                 <w:sz w:val="24"/>
                 <w:szCs w:val="24"/>
-                <w:u w:val="single"/>
               </w:rPr>
               <w:t>3</w:t>
             </w:r>
@@ -6086,7 +5707,6 @@
                 <w:bCs/>
                 <w:sz w:val="24"/>
                 <w:szCs w:val="24"/>
-                <w:u w:val="single"/>
               </w:rPr>
               <w:t>}</w:t>
             </w:r>
@@ -6106,17 +5726,15 @@
                 <w:bCs/>
                 <w:sz w:val="24"/>
                 <w:szCs w:val="24"/>
-                <w:u w:val="single"/>
-              </w:rPr>
-            </w:pPr>
-            <w:r>
-              <w:rPr>
-                <w:rFonts w:ascii="Arial" w:hAnsi="Arial" w:cs="Arial"/>
-                <w:b/>
-                <w:bCs/>
-                <w:sz w:val="24"/>
-                <w:szCs w:val="24"/>
-                <w:u w:val="single"/>
+              </w:rPr>
+            </w:pPr>
+            <w:r>
+              <w:rPr>
+                <w:rFonts w:ascii="Arial" w:hAnsi="Arial" w:cs="Arial"/>
+                <w:b/>
+                <w:bCs/>
+                <w:sz w:val="24"/>
+                <w:szCs w:val="24"/>
               </w:rPr>
               <w:t>{laAl</w:t>
             </w:r>
@@ -6127,7 +5745,6 @@
                 <w:bCs/>
                 <w:sz w:val="24"/>
                 <w:szCs w:val="24"/>
-                <w:u w:val="single"/>
               </w:rPr>
               <w:t>4</w:t>
             </w:r>
@@ -6138,7 +5755,6 @@
                 <w:bCs/>
                 <w:sz w:val="24"/>
                 <w:szCs w:val="24"/>
-                <w:u w:val="single"/>
               </w:rPr>
               <w:t>}</w:t>
             </w:r>
@@ -6158,17 +5774,15 @@
                 <w:bCs/>
                 <w:sz w:val="24"/>
                 <w:szCs w:val="24"/>
-                <w:u w:val="single"/>
-              </w:rPr>
-            </w:pPr>
-            <w:r>
-              <w:rPr>
-                <w:rFonts w:ascii="Arial" w:hAnsi="Arial" w:cs="Arial"/>
-                <w:b/>
-                <w:bCs/>
-                <w:sz w:val="24"/>
-                <w:szCs w:val="24"/>
-                <w:u w:val="single"/>
+              </w:rPr>
+            </w:pPr>
+            <w:r>
+              <w:rPr>
+                <w:rFonts w:ascii="Arial" w:hAnsi="Arial" w:cs="Arial"/>
+                <w:b/>
+                <w:bCs/>
+                <w:sz w:val="24"/>
+                <w:szCs w:val="24"/>
               </w:rPr>
               <w:t>{laAl</w:t>
             </w:r>
@@ -6179,7 +5793,6 @@
                 <w:bCs/>
                 <w:sz w:val="24"/>
                 <w:szCs w:val="24"/>
-                <w:u w:val="single"/>
               </w:rPr>
               <w:t>5</w:t>
             </w:r>
@@ -6190,7 +5803,6 @@
                 <w:bCs/>
                 <w:sz w:val="24"/>
                 <w:szCs w:val="24"/>
-                <w:u w:val="single"/>
               </w:rPr>
               <w:t>}</w:t>
             </w:r>
@@ -6285,17 +5897,15 @@
                 <w:bCs/>
                 <w:sz w:val="24"/>
                 <w:szCs w:val="24"/>
-                <w:u w:val="single"/>
-              </w:rPr>
-            </w:pPr>
-            <w:r>
-              <w:rPr>
-                <w:rFonts w:ascii="Arial" w:hAnsi="Arial" w:cs="Arial"/>
-                <w:b/>
-                <w:bCs/>
-                <w:sz w:val="24"/>
-                <w:szCs w:val="24"/>
-                <w:u w:val="single"/>
+              </w:rPr>
+            </w:pPr>
+            <w:r>
+              <w:rPr>
+                <w:rFonts w:ascii="Arial" w:hAnsi="Arial" w:cs="Arial"/>
+                <w:b/>
+                <w:bCs/>
+                <w:sz w:val="24"/>
+                <w:szCs w:val="24"/>
               </w:rPr>
               <w:t>{cm1}</w:t>
             </w:r>
@@ -6315,17 +5925,15 @@
                 <w:bCs/>
                 <w:sz w:val="24"/>
                 <w:szCs w:val="24"/>
-                <w:u w:val="single"/>
-              </w:rPr>
-            </w:pPr>
-            <w:r>
-              <w:rPr>
-                <w:rFonts w:ascii="Arial" w:hAnsi="Arial" w:cs="Arial"/>
-                <w:b/>
-                <w:bCs/>
-                <w:sz w:val="24"/>
-                <w:szCs w:val="24"/>
-                <w:u w:val="single"/>
+              </w:rPr>
+            </w:pPr>
+            <w:r>
+              <w:rPr>
+                <w:rFonts w:ascii="Arial" w:hAnsi="Arial" w:cs="Arial"/>
+                <w:b/>
+                <w:bCs/>
+                <w:sz w:val="24"/>
+                <w:szCs w:val="24"/>
               </w:rPr>
               <w:t>{cm</w:t>
             </w:r>
@@ -6336,7 +5944,6 @@
                 <w:bCs/>
                 <w:sz w:val="24"/>
                 <w:szCs w:val="24"/>
-                <w:u w:val="single"/>
               </w:rPr>
               <w:t>2</w:t>
             </w:r>
@@ -6347,7 +5954,6 @@
                 <w:bCs/>
                 <w:sz w:val="24"/>
                 <w:szCs w:val="24"/>
-                <w:u w:val="single"/>
               </w:rPr>
               <w:t>}</w:t>
             </w:r>
@@ -6367,17 +5973,15 @@
                 <w:bCs/>
                 <w:sz w:val="24"/>
                 <w:szCs w:val="24"/>
-                <w:u w:val="single"/>
-              </w:rPr>
-            </w:pPr>
-            <w:r>
-              <w:rPr>
-                <w:rFonts w:ascii="Arial" w:hAnsi="Arial" w:cs="Arial"/>
-                <w:b/>
-                <w:bCs/>
-                <w:sz w:val="24"/>
-                <w:szCs w:val="24"/>
-                <w:u w:val="single"/>
+              </w:rPr>
+            </w:pPr>
+            <w:r>
+              <w:rPr>
+                <w:rFonts w:ascii="Arial" w:hAnsi="Arial" w:cs="Arial"/>
+                <w:b/>
+                <w:bCs/>
+                <w:sz w:val="24"/>
+                <w:szCs w:val="24"/>
               </w:rPr>
               <w:t>{cm</w:t>
             </w:r>
@@ -6388,7 +5992,6 @@
                 <w:bCs/>
                 <w:sz w:val="24"/>
                 <w:szCs w:val="24"/>
-                <w:u w:val="single"/>
               </w:rPr>
               <w:t>3</w:t>
             </w:r>
@@ -6399,7 +6002,6 @@
                 <w:bCs/>
                 <w:sz w:val="24"/>
                 <w:szCs w:val="24"/>
-                <w:u w:val="single"/>
               </w:rPr>
               <w:t>}</w:t>
             </w:r>
@@ -6419,17 +6021,15 @@
                 <w:bCs/>
                 <w:sz w:val="24"/>
                 <w:szCs w:val="24"/>
-                <w:u w:val="single"/>
-              </w:rPr>
-            </w:pPr>
-            <w:r>
-              <w:rPr>
-                <w:rFonts w:ascii="Arial" w:hAnsi="Arial" w:cs="Arial"/>
-                <w:b/>
-                <w:bCs/>
-                <w:sz w:val="24"/>
-                <w:szCs w:val="24"/>
-                <w:u w:val="single"/>
+              </w:rPr>
+            </w:pPr>
+            <w:r>
+              <w:rPr>
+                <w:rFonts w:ascii="Arial" w:hAnsi="Arial" w:cs="Arial"/>
+                <w:b/>
+                <w:bCs/>
+                <w:sz w:val="24"/>
+                <w:szCs w:val="24"/>
               </w:rPr>
               <w:t>{cm</w:t>
             </w:r>
@@ -6440,7 +6040,6 @@
                 <w:bCs/>
                 <w:sz w:val="24"/>
                 <w:szCs w:val="24"/>
-                <w:u w:val="single"/>
               </w:rPr>
               <w:t>4</w:t>
             </w:r>
@@ -6451,7 +6050,6 @@
                 <w:bCs/>
                 <w:sz w:val="24"/>
                 <w:szCs w:val="24"/>
-                <w:u w:val="single"/>
               </w:rPr>
               <w:t>}</w:t>
             </w:r>
@@ -6471,17 +6069,15 @@
                 <w:bCs/>
                 <w:sz w:val="24"/>
                 <w:szCs w:val="24"/>
-                <w:u w:val="single"/>
-              </w:rPr>
-            </w:pPr>
-            <w:r>
-              <w:rPr>
-                <w:rFonts w:ascii="Arial" w:hAnsi="Arial" w:cs="Arial"/>
-                <w:b/>
-                <w:bCs/>
-                <w:sz w:val="24"/>
-                <w:szCs w:val="24"/>
-                <w:u w:val="single"/>
+              </w:rPr>
+            </w:pPr>
+            <w:r>
+              <w:rPr>
+                <w:rFonts w:ascii="Arial" w:hAnsi="Arial" w:cs="Arial"/>
+                <w:b/>
+                <w:bCs/>
+                <w:sz w:val="24"/>
+                <w:szCs w:val="24"/>
               </w:rPr>
               <w:t>{cm</w:t>
             </w:r>
@@ -6492,7 +6088,6 @@
                 <w:bCs/>
                 <w:sz w:val="24"/>
                 <w:szCs w:val="24"/>
-                <w:u w:val="single"/>
               </w:rPr>
               <w:t>5</w:t>
             </w:r>
@@ -6503,7 +6098,6 @@
                 <w:bCs/>
                 <w:sz w:val="24"/>
                 <w:szCs w:val="24"/>
-                <w:u w:val="single"/>
               </w:rPr>
               <w:t>}</w:t>
             </w:r>
@@ -6598,17 +6192,15 @@
                 <w:bCs/>
                 <w:sz w:val="24"/>
                 <w:szCs w:val="24"/>
-                <w:u w:val="single"/>
-              </w:rPr>
-            </w:pPr>
-            <w:r>
-              <w:rPr>
-                <w:rFonts w:ascii="Arial" w:hAnsi="Arial" w:cs="Arial"/>
-                <w:b/>
-                <w:bCs/>
-                <w:sz w:val="24"/>
-                <w:szCs w:val="24"/>
-                <w:u w:val="single"/>
+              </w:rPr>
+            </w:pPr>
+            <w:r>
+              <w:rPr>
+                <w:rFonts w:ascii="Arial" w:hAnsi="Arial" w:cs="Arial"/>
+                <w:b/>
+                <w:bCs/>
+                <w:sz w:val="24"/>
+                <w:szCs w:val="24"/>
               </w:rPr>
               <w:t>{ass1}</w:t>
             </w:r>
@@ -6628,17 +6220,15 @@
                 <w:bCs/>
                 <w:sz w:val="24"/>
                 <w:szCs w:val="24"/>
-                <w:u w:val="single"/>
-              </w:rPr>
-            </w:pPr>
-            <w:r>
-              <w:rPr>
-                <w:rFonts w:ascii="Arial" w:hAnsi="Arial" w:cs="Arial"/>
-                <w:b/>
-                <w:bCs/>
-                <w:sz w:val="24"/>
-                <w:szCs w:val="24"/>
-                <w:u w:val="single"/>
+              </w:rPr>
+            </w:pPr>
+            <w:r>
+              <w:rPr>
+                <w:rFonts w:ascii="Arial" w:hAnsi="Arial" w:cs="Arial"/>
+                <w:b/>
+                <w:bCs/>
+                <w:sz w:val="24"/>
+                <w:szCs w:val="24"/>
               </w:rPr>
               <w:t>{ass2}</w:t>
             </w:r>
@@ -6658,17 +6248,15 @@
                 <w:bCs/>
                 <w:sz w:val="24"/>
                 <w:szCs w:val="24"/>
-                <w:u w:val="single"/>
-              </w:rPr>
-            </w:pPr>
-            <w:r>
-              <w:rPr>
-                <w:rFonts w:ascii="Arial" w:hAnsi="Arial" w:cs="Arial"/>
-                <w:b/>
-                <w:bCs/>
-                <w:sz w:val="24"/>
-                <w:szCs w:val="24"/>
-                <w:u w:val="single"/>
+              </w:rPr>
+            </w:pPr>
+            <w:r>
+              <w:rPr>
+                <w:rFonts w:ascii="Arial" w:hAnsi="Arial" w:cs="Arial"/>
+                <w:b/>
+                <w:bCs/>
+                <w:sz w:val="24"/>
+                <w:szCs w:val="24"/>
               </w:rPr>
               <w:t>{ass3}</w:t>
             </w:r>
@@ -6688,17 +6276,15 @@
                 <w:bCs/>
                 <w:sz w:val="24"/>
                 <w:szCs w:val="24"/>
-                <w:u w:val="single"/>
-              </w:rPr>
-            </w:pPr>
-            <w:r>
-              <w:rPr>
-                <w:rFonts w:ascii="Arial" w:hAnsi="Arial" w:cs="Arial"/>
-                <w:b/>
-                <w:bCs/>
-                <w:sz w:val="24"/>
-                <w:szCs w:val="24"/>
-                <w:u w:val="single"/>
+              </w:rPr>
+            </w:pPr>
+            <w:r>
+              <w:rPr>
+                <w:rFonts w:ascii="Arial" w:hAnsi="Arial" w:cs="Arial"/>
+                <w:b/>
+                <w:bCs/>
+                <w:sz w:val="24"/>
+                <w:szCs w:val="24"/>
               </w:rPr>
               <w:t>{ass4}</w:t>
             </w:r>
@@ -6718,17 +6304,15 @@
                 <w:bCs/>
                 <w:sz w:val="24"/>
                 <w:szCs w:val="24"/>
-                <w:u w:val="single"/>
-              </w:rPr>
-            </w:pPr>
-            <w:r>
-              <w:rPr>
-                <w:rFonts w:ascii="Arial" w:hAnsi="Arial" w:cs="Arial"/>
-                <w:b/>
-                <w:bCs/>
-                <w:sz w:val="24"/>
-                <w:szCs w:val="24"/>
-                <w:u w:val="single"/>
+              </w:rPr>
+            </w:pPr>
+            <w:r>
+              <w:rPr>
+                <w:rFonts w:ascii="Arial" w:hAnsi="Arial" w:cs="Arial"/>
+                <w:b/>
+                <w:bCs/>
+                <w:sz w:val="24"/>
+                <w:szCs w:val="24"/>
               </w:rPr>
               <w:t>{ass5}</w:t>
             </w:r>
@@ -6823,17 +6407,15 @@
                 <w:bCs/>
                 <w:sz w:val="24"/>
                 <w:szCs w:val="24"/>
-                <w:u w:val="single"/>
-              </w:rPr>
-            </w:pPr>
-            <w:r>
-              <w:rPr>
-                <w:rFonts w:ascii="Arial" w:hAnsi="Arial" w:cs="Arial"/>
-                <w:b/>
-                <w:bCs/>
-                <w:sz w:val="24"/>
-                <w:szCs w:val="24"/>
-                <w:u w:val="single"/>
+              </w:rPr>
+            </w:pPr>
+            <w:r>
+              <w:rPr>
+                <w:rFonts w:ascii="Arial" w:hAnsi="Arial" w:cs="Arial"/>
+                <w:b/>
+                <w:bCs/>
+                <w:sz w:val="24"/>
+                <w:szCs w:val="24"/>
               </w:rPr>
               <w:t>{ti1}</w:t>
             </w:r>
@@ -6853,17 +6435,15 @@
                 <w:bCs/>
                 <w:sz w:val="24"/>
                 <w:szCs w:val="24"/>
-                <w:u w:val="single"/>
-              </w:rPr>
-            </w:pPr>
-            <w:r>
-              <w:rPr>
-                <w:rFonts w:ascii="Arial" w:hAnsi="Arial" w:cs="Arial"/>
-                <w:b/>
-                <w:bCs/>
-                <w:sz w:val="24"/>
-                <w:szCs w:val="24"/>
-                <w:u w:val="single"/>
+              </w:rPr>
+            </w:pPr>
+            <w:r>
+              <w:rPr>
+                <w:rFonts w:ascii="Arial" w:hAnsi="Arial" w:cs="Arial"/>
+                <w:b/>
+                <w:bCs/>
+                <w:sz w:val="24"/>
+                <w:szCs w:val="24"/>
               </w:rPr>
               <w:t>{ti2}</w:t>
             </w:r>
@@ -6883,17 +6463,15 @@
                 <w:bCs/>
                 <w:sz w:val="24"/>
                 <w:szCs w:val="24"/>
-                <w:u w:val="single"/>
-              </w:rPr>
-            </w:pPr>
-            <w:r>
-              <w:rPr>
-                <w:rFonts w:ascii="Arial" w:hAnsi="Arial" w:cs="Arial"/>
-                <w:b/>
-                <w:bCs/>
-                <w:sz w:val="24"/>
-                <w:szCs w:val="24"/>
-                <w:u w:val="single"/>
+              </w:rPr>
+            </w:pPr>
+            <w:r>
+              <w:rPr>
+                <w:rFonts w:ascii="Arial" w:hAnsi="Arial" w:cs="Arial"/>
+                <w:b/>
+                <w:bCs/>
+                <w:sz w:val="24"/>
+                <w:szCs w:val="24"/>
               </w:rPr>
               <w:t>{ti3}</w:t>
             </w:r>
@@ -6913,17 +6491,15 @@
                 <w:bCs/>
                 <w:sz w:val="24"/>
                 <w:szCs w:val="24"/>
-                <w:u w:val="single"/>
-              </w:rPr>
-            </w:pPr>
-            <w:r>
-              <w:rPr>
-                <w:rFonts w:ascii="Arial" w:hAnsi="Arial" w:cs="Arial"/>
-                <w:b/>
-                <w:bCs/>
-                <w:sz w:val="24"/>
-                <w:szCs w:val="24"/>
-                <w:u w:val="single"/>
+              </w:rPr>
+            </w:pPr>
+            <w:r>
+              <w:rPr>
+                <w:rFonts w:ascii="Arial" w:hAnsi="Arial" w:cs="Arial"/>
+                <w:b/>
+                <w:bCs/>
+                <w:sz w:val="24"/>
+                <w:szCs w:val="24"/>
               </w:rPr>
               <w:t>{ti4}</w:t>
             </w:r>
@@ -6943,17 +6519,15 @@
                 <w:bCs/>
                 <w:sz w:val="24"/>
                 <w:szCs w:val="24"/>
-                <w:u w:val="single"/>
-              </w:rPr>
-            </w:pPr>
-            <w:r>
-              <w:rPr>
-                <w:rFonts w:ascii="Arial" w:hAnsi="Arial" w:cs="Arial"/>
-                <w:b/>
-                <w:bCs/>
-                <w:sz w:val="24"/>
-                <w:szCs w:val="24"/>
-                <w:u w:val="single"/>
+              </w:rPr>
+            </w:pPr>
+            <w:r>
+              <w:rPr>
+                <w:rFonts w:ascii="Arial" w:hAnsi="Arial" w:cs="Arial"/>
+                <w:b/>
+                <w:bCs/>
+                <w:sz w:val="24"/>
+                <w:szCs w:val="24"/>
               </w:rPr>
               <w:t>{ti5}</w:t>
             </w:r>
@@ -7053,17 +6627,15 @@
                 <w:bCs/>
                 <w:sz w:val="24"/>
                 <w:szCs w:val="24"/>
-                <w:u w:val="single"/>
-              </w:rPr>
-            </w:pPr>
-            <w:r>
-              <w:rPr>
-                <w:rFonts w:ascii="Arial" w:hAnsi="Arial" w:cs="Arial"/>
-                <w:b/>
-                <w:bCs/>
-                <w:sz w:val="24"/>
-                <w:szCs w:val="24"/>
-                <w:u w:val="single"/>
+              </w:rPr>
+            </w:pPr>
+            <w:r>
+              <w:rPr>
+                <w:rFonts w:ascii="Arial" w:hAnsi="Arial" w:cs="Arial"/>
+                <w:b/>
+                <w:bCs/>
+                <w:sz w:val="24"/>
+                <w:szCs w:val="24"/>
               </w:rPr>
               <w:t>{es1}</w:t>
             </w:r>
@@ -7083,17 +6655,15 @@
                 <w:bCs/>
                 <w:sz w:val="24"/>
                 <w:szCs w:val="24"/>
-                <w:u w:val="single"/>
-              </w:rPr>
-            </w:pPr>
-            <w:r>
-              <w:rPr>
-                <w:rFonts w:ascii="Arial" w:hAnsi="Arial" w:cs="Arial"/>
-                <w:b/>
-                <w:bCs/>
-                <w:sz w:val="24"/>
-                <w:szCs w:val="24"/>
-                <w:u w:val="single"/>
+              </w:rPr>
+            </w:pPr>
+            <w:r>
+              <w:rPr>
+                <w:rFonts w:ascii="Arial" w:hAnsi="Arial" w:cs="Arial"/>
+                <w:b/>
+                <w:bCs/>
+                <w:sz w:val="24"/>
+                <w:szCs w:val="24"/>
               </w:rPr>
               <w:t>{es2}</w:t>
             </w:r>
@@ -7113,17 +6683,15 @@
                 <w:bCs/>
                 <w:sz w:val="24"/>
                 <w:szCs w:val="24"/>
-                <w:u w:val="single"/>
-              </w:rPr>
-            </w:pPr>
-            <w:r>
-              <w:rPr>
-                <w:rFonts w:ascii="Arial" w:hAnsi="Arial" w:cs="Arial"/>
-                <w:b/>
-                <w:bCs/>
-                <w:sz w:val="24"/>
-                <w:szCs w:val="24"/>
-                <w:u w:val="single"/>
+              </w:rPr>
+            </w:pPr>
+            <w:r>
+              <w:rPr>
+                <w:rFonts w:ascii="Arial" w:hAnsi="Arial" w:cs="Arial"/>
+                <w:b/>
+                <w:bCs/>
+                <w:sz w:val="24"/>
+                <w:szCs w:val="24"/>
               </w:rPr>
               <w:t>{es3}</w:t>
             </w:r>
@@ -7143,17 +6711,15 @@
                 <w:bCs/>
                 <w:sz w:val="24"/>
                 <w:szCs w:val="24"/>
-                <w:u w:val="single"/>
-              </w:rPr>
-            </w:pPr>
-            <w:r>
-              <w:rPr>
-                <w:rFonts w:ascii="Arial" w:hAnsi="Arial" w:cs="Arial"/>
-                <w:b/>
-                <w:bCs/>
-                <w:sz w:val="24"/>
-                <w:szCs w:val="24"/>
-                <w:u w:val="single"/>
+              </w:rPr>
+            </w:pPr>
+            <w:r>
+              <w:rPr>
+                <w:rFonts w:ascii="Arial" w:hAnsi="Arial" w:cs="Arial"/>
+                <w:b/>
+                <w:bCs/>
+                <w:sz w:val="24"/>
+                <w:szCs w:val="24"/>
               </w:rPr>
               <w:t>{es4}</w:t>
             </w:r>
@@ -7173,17 +6739,15 @@
                 <w:bCs/>
                 <w:sz w:val="24"/>
                 <w:szCs w:val="24"/>
-                <w:u w:val="single"/>
-              </w:rPr>
-            </w:pPr>
-            <w:r>
-              <w:rPr>
-                <w:rFonts w:ascii="Arial" w:hAnsi="Arial" w:cs="Arial"/>
-                <w:b/>
-                <w:bCs/>
-                <w:sz w:val="24"/>
-                <w:szCs w:val="24"/>
-                <w:u w:val="single"/>
+              </w:rPr>
+            </w:pPr>
+            <w:r>
+              <w:rPr>
+                <w:rFonts w:ascii="Arial" w:hAnsi="Arial" w:cs="Arial"/>
+                <w:b/>
+                <w:bCs/>
+                <w:sz w:val="24"/>
+                <w:szCs w:val="24"/>
               </w:rPr>
               <w:t>{es5}</w:t>
             </w:r>
@@ -7278,17 +6842,15 @@
                 <w:bCs/>
                 <w:sz w:val="24"/>
                 <w:szCs w:val="24"/>
-                <w:u w:val="single"/>
-              </w:rPr>
-            </w:pPr>
-            <w:r>
-              <w:rPr>
-                <w:rFonts w:ascii="Arial" w:hAnsi="Arial" w:cs="Arial"/>
-                <w:b/>
-                <w:bCs/>
-                <w:sz w:val="24"/>
-                <w:szCs w:val="24"/>
-                <w:u w:val="single"/>
+              </w:rPr>
+            </w:pPr>
+            <w:r>
+              <w:rPr>
+                <w:rFonts w:ascii="Arial" w:hAnsi="Arial" w:cs="Arial"/>
+                <w:b/>
+                <w:bCs/>
+                <w:sz w:val="24"/>
+                <w:szCs w:val="24"/>
               </w:rPr>
               <w:t>{em1}</w:t>
             </w:r>
@@ -7308,17 +6870,15 @@
                 <w:bCs/>
                 <w:sz w:val="24"/>
                 <w:szCs w:val="24"/>
-                <w:u w:val="single"/>
-              </w:rPr>
-            </w:pPr>
-            <w:r>
-              <w:rPr>
-                <w:rFonts w:ascii="Arial" w:hAnsi="Arial" w:cs="Arial"/>
-                <w:b/>
-                <w:bCs/>
-                <w:sz w:val="24"/>
-                <w:szCs w:val="24"/>
-                <w:u w:val="single"/>
+              </w:rPr>
+            </w:pPr>
+            <w:r>
+              <w:rPr>
+                <w:rFonts w:ascii="Arial" w:hAnsi="Arial" w:cs="Arial"/>
+                <w:b/>
+                <w:bCs/>
+                <w:sz w:val="24"/>
+                <w:szCs w:val="24"/>
               </w:rPr>
               <w:t>{em2}</w:t>
             </w:r>
@@ -7338,17 +6898,15 @@
                 <w:bCs/>
                 <w:sz w:val="24"/>
                 <w:szCs w:val="24"/>
-                <w:u w:val="single"/>
-              </w:rPr>
-            </w:pPr>
-            <w:r>
-              <w:rPr>
-                <w:rFonts w:ascii="Arial" w:hAnsi="Arial" w:cs="Arial"/>
-                <w:b/>
-                <w:bCs/>
-                <w:sz w:val="24"/>
-                <w:szCs w:val="24"/>
-                <w:u w:val="single"/>
+              </w:rPr>
+            </w:pPr>
+            <w:r>
+              <w:rPr>
+                <w:rFonts w:ascii="Arial" w:hAnsi="Arial" w:cs="Arial"/>
+                <w:b/>
+                <w:bCs/>
+                <w:sz w:val="24"/>
+                <w:szCs w:val="24"/>
               </w:rPr>
               <w:t>{em3}</w:t>
             </w:r>
@@ -7368,17 +6926,15 @@
                 <w:bCs/>
                 <w:sz w:val="24"/>
                 <w:szCs w:val="24"/>
-                <w:u w:val="single"/>
-              </w:rPr>
-            </w:pPr>
-            <w:r>
-              <w:rPr>
-                <w:rFonts w:ascii="Arial" w:hAnsi="Arial" w:cs="Arial"/>
-                <w:b/>
-                <w:bCs/>
-                <w:sz w:val="24"/>
-                <w:szCs w:val="24"/>
-                <w:u w:val="single"/>
+              </w:rPr>
+            </w:pPr>
+            <w:r>
+              <w:rPr>
+                <w:rFonts w:ascii="Arial" w:hAnsi="Arial" w:cs="Arial"/>
+                <w:b/>
+                <w:bCs/>
+                <w:sz w:val="24"/>
+                <w:szCs w:val="24"/>
               </w:rPr>
               <w:t>{em4}</w:t>
             </w:r>
@@ -7398,17 +6954,15 @@
                 <w:bCs/>
                 <w:sz w:val="24"/>
                 <w:szCs w:val="24"/>
-                <w:u w:val="single"/>
-              </w:rPr>
-            </w:pPr>
-            <w:r>
-              <w:rPr>
-                <w:rFonts w:ascii="Arial" w:hAnsi="Arial" w:cs="Arial"/>
-                <w:b/>
-                <w:bCs/>
-                <w:sz w:val="24"/>
-                <w:szCs w:val="24"/>
-                <w:u w:val="single"/>
+              </w:rPr>
+            </w:pPr>
+            <w:r>
+              <w:rPr>
+                <w:rFonts w:ascii="Arial" w:hAnsi="Arial" w:cs="Arial"/>
+                <w:b/>
+                <w:bCs/>
+                <w:sz w:val="24"/>
+                <w:szCs w:val="24"/>
               </w:rPr>
               <w:t>{em5}</w:t>
             </w:r>
@@ -7477,17 +7031,15 @@
                 <w:bCs/>
                 <w:sz w:val="24"/>
                 <w:szCs w:val="24"/>
-                <w:u w:val="single"/>
-              </w:rPr>
-            </w:pPr>
-            <w:r>
-              <w:rPr>
-                <w:rFonts w:ascii="Arial" w:hAnsi="Arial" w:cs="Arial"/>
-                <w:b/>
-                <w:bCs/>
-                <w:sz w:val="24"/>
-                <w:szCs w:val="24"/>
-                <w:u w:val="single"/>
+              </w:rPr>
+            </w:pPr>
+            <w:r>
+              <w:rPr>
+                <w:rFonts w:ascii="Arial" w:hAnsi="Arial" w:cs="Arial"/>
+                <w:b/>
+                <w:bCs/>
+                <w:sz w:val="24"/>
+                <w:szCs w:val="24"/>
               </w:rPr>
               <w:t>{dv1}</w:t>
             </w:r>
@@ -7507,17 +7059,15 @@
                 <w:bCs/>
                 <w:sz w:val="24"/>
                 <w:szCs w:val="24"/>
-                <w:u w:val="single"/>
-              </w:rPr>
-            </w:pPr>
-            <w:r>
-              <w:rPr>
-                <w:rFonts w:ascii="Arial" w:hAnsi="Arial" w:cs="Arial"/>
-                <w:b/>
-                <w:bCs/>
-                <w:sz w:val="24"/>
-                <w:szCs w:val="24"/>
-                <w:u w:val="single"/>
+              </w:rPr>
+            </w:pPr>
+            <w:r>
+              <w:rPr>
+                <w:rFonts w:ascii="Arial" w:hAnsi="Arial" w:cs="Arial"/>
+                <w:b/>
+                <w:bCs/>
+                <w:sz w:val="24"/>
+                <w:szCs w:val="24"/>
               </w:rPr>
               <w:t>{dv2}</w:t>
             </w:r>
@@ -7537,17 +7087,15 @@
                 <w:bCs/>
                 <w:sz w:val="24"/>
                 <w:szCs w:val="24"/>
-                <w:u w:val="single"/>
-              </w:rPr>
-            </w:pPr>
-            <w:r>
-              <w:rPr>
-                <w:rFonts w:ascii="Arial" w:hAnsi="Arial" w:cs="Arial"/>
-                <w:b/>
-                <w:bCs/>
-                <w:sz w:val="24"/>
-                <w:szCs w:val="24"/>
-                <w:u w:val="single"/>
+              </w:rPr>
+            </w:pPr>
+            <w:r>
+              <w:rPr>
+                <w:rFonts w:ascii="Arial" w:hAnsi="Arial" w:cs="Arial"/>
+                <w:b/>
+                <w:bCs/>
+                <w:sz w:val="24"/>
+                <w:szCs w:val="24"/>
               </w:rPr>
               <w:t>{dv3}</w:t>
             </w:r>
@@ -7567,17 +7115,15 @@
                 <w:bCs/>
                 <w:sz w:val="24"/>
                 <w:szCs w:val="24"/>
-                <w:u w:val="single"/>
-              </w:rPr>
-            </w:pPr>
-            <w:r>
-              <w:rPr>
-                <w:rFonts w:ascii="Arial" w:hAnsi="Arial" w:cs="Arial"/>
-                <w:b/>
-                <w:bCs/>
-                <w:sz w:val="24"/>
-                <w:szCs w:val="24"/>
-                <w:u w:val="single"/>
+              </w:rPr>
+            </w:pPr>
+            <w:r>
+              <w:rPr>
+                <w:rFonts w:ascii="Arial" w:hAnsi="Arial" w:cs="Arial"/>
+                <w:b/>
+                <w:bCs/>
+                <w:sz w:val="24"/>
+                <w:szCs w:val="24"/>
               </w:rPr>
               <w:t>{dv4}</w:t>
             </w:r>
@@ -7597,17 +7143,15 @@
                 <w:bCs/>
                 <w:sz w:val="24"/>
                 <w:szCs w:val="24"/>
-                <w:u w:val="single"/>
-              </w:rPr>
-            </w:pPr>
-            <w:r>
-              <w:rPr>
-                <w:rFonts w:ascii="Arial" w:hAnsi="Arial" w:cs="Arial"/>
-                <w:b/>
-                <w:bCs/>
-                <w:sz w:val="24"/>
-                <w:szCs w:val="24"/>
-                <w:u w:val="single"/>
+              </w:rPr>
+            </w:pPr>
+            <w:r>
+              <w:rPr>
+                <w:rFonts w:ascii="Arial" w:hAnsi="Arial" w:cs="Arial"/>
+                <w:b/>
+                <w:bCs/>
+                <w:sz w:val="24"/>
+                <w:szCs w:val="24"/>
               </w:rPr>
               <w:t>{dv5}</w:t>
             </w:r>
@@ -7676,17 +7220,15 @@
                 <w:bCs/>
                 <w:sz w:val="24"/>
                 <w:szCs w:val="24"/>
-                <w:u w:val="single"/>
-              </w:rPr>
-            </w:pPr>
-            <w:r>
-              <w:rPr>
-                <w:rFonts w:ascii="Arial" w:hAnsi="Arial" w:cs="Arial"/>
-                <w:b/>
-                <w:bCs/>
-                <w:sz w:val="24"/>
-                <w:szCs w:val="24"/>
-                <w:u w:val="single"/>
+              </w:rPr>
+            </w:pPr>
+            <w:r>
+              <w:rPr>
+                <w:rFonts w:ascii="Arial" w:hAnsi="Arial" w:cs="Arial"/>
+                <w:b/>
+                <w:bCs/>
+                <w:sz w:val="24"/>
+                <w:szCs w:val="24"/>
               </w:rPr>
               <w:t>{as1}</w:t>
             </w:r>
@@ -7706,17 +7248,15 @@
                 <w:bCs/>
                 <w:sz w:val="24"/>
                 <w:szCs w:val="24"/>
-                <w:u w:val="single"/>
-              </w:rPr>
-            </w:pPr>
-            <w:r>
-              <w:rPr>
-                <w:rFonts w:ascii="Arial" w:hAnsi="Arial" w:cs="Arial"/>
-                <w:b/>
-                <w:bCs/>
-                <w:sz w:val="24"/>
-                <w:szCs w:val="24"/>
-                <w:u w:val="single"/>
+              </w:rPr>
+            </w:pPr>
+            <w:r>
+              <w:rPr>
+                <w:rFonts w:ascii="Arial" w:hAnsi="Arial" w:cs="Arial"/>
+                <w:b/>
+                <w:bCs/>
+                <w:sz w:val="24"/>
+                <w:szCs w:val="24"/>
               </w:rPr>
               <w:t>{as2}</w:t>
             </w:r>
@@ -7736,17 +7276,15 @@
                 <w:bCs/>
                 <w:sz w:val="24"/>
                 <w:szCs w:val="24"/>
-                <w:u w:val="single"/>
-              </w:rPr>
-            </w:pPr>
-            <w:r>
-              <w:rPr>
-                <w:rFonts w:ascii="Arial" w:hAnsi="Arial" w:cs="Arial"/>
-                <w:b/>
-                <w:bCs/>
-                <w:sz w:val="24"/>
-                <w:szCs w:val="24"/>
-                <w:u w:val="single"/>
+              </w:rPr>
+            </w:pPr>
+            <w:r>
+              <w:rPr>
+                <w:rFonts w:ascii="Arial" w:hAnsi="Arial" w:cs="Arial"/>
+                <w:b/>
+                <w:bCs/>
+                <w:sz w:val="24"/>
+                <w:szCs w:val="24"/>
               </w:rPr>
               <w:t>{as3}</w:t>
             </w:r>
@@ -7766,17 +7304,15 @@
                 <w:bCs/>
                 <w:sz w:val="24"/>
                 <w:szCs w:val="24"/>
-                <w:u w:val="single"/>
-              </w:rPr>
-            </w:pPr>
-            <w:r>
-              <w:rPr>
-                <w:rFonts w:ascii="Arial" w:hAnsi="Arial" w:cs="Arial"/>
-                <w:b/>
-                <w:bCs/>
-                <w:sz w:val="24"/>
-                <w:szCs w:val="24"/>
-                <w:u w:val="single"/>
+              </w:rPr>
+            </w:pPr>
+            <w:r>
+              <w:rPr>
+                <w:rFonts w:ascii="Arial" w:hAnsi="Arial" w:cs="Arial"/>
+                <w:b/>
+                <w:bCs/>
+                <w:sz w:val="24"/>
+                <w:szCs w:val="24"/>
               </w:rPr>
               <w:t>{as4}</w:t>
             </w:r>
@@ -7796,17 +7332,15 @@
                 <w:bCs/>
                 <w:sz w:val="24"/>
                 <w:szCs w:val="24"/>
-                <w:u w:val="single"/>
-              </w:rPr>
-            </w:pPr>
-            <w:r>
-              <w:rPr>
-                <w:rFonts w:ascii="Arial" w:hAnsi="Arial" w:cs="Arial"/>
-                <w:b/>
-                <w:bCs/>
-                <w:sz w:val="24"/>
-                <w:szCs w:val="24"/>
-                <w:u w:val="single"/>
+              </w:rPr>
+            </w:pPr>
+            <w:r>
+              <w:rPr>
+                <w:rFonts w:ascii="Arial" w:hAnsi="Arial" w:cs="Arial"/>
+                <w:b/>
+                <w:bCs/>
+                <w:sz w:val="24"/>
+                <w:szCs w:val="24"/>
               </w:rPr>
               <w:t>{as5}</w:t>
             </w:r>
@@ -7875,17 +7409,15 @@
                 <w:bCs/>
                 <w:sz w:val="24"/>
                 <w:szCs w:val="24"/>
-                <w:u w:val="single"/>
-              </w:rPr>
-            </w:pPr>
-            <w:r>
-              <w:rPr>
-                <w:rFonts w:ascii="Arial" w:hAnsi="Arial" w:cs="Arial"/>
-                <w:b/>
-                <w:bCs/>
-                <w:sz w:val="24"/>
-                <w:szCs w:val="24"/>
-                <w:u w:val="single"/>
+              </w:rPr>
+            </w:pPr>
+            <w:r>
+              <w:rPr>
+                <w:rFonts w:ascii="Arial" w:hAnsi="Arial" w:cs="Arial"/>
+                <w:b/>
+                <w:bCs/>
+                <w:sz w:val="24"/>
+                <w:szCs w:val="24"/>
               </w:rPr>
               <w:t>{an1}</w:t>
             </w:r>
@@ -7905,17 +7437,15 @@
                 <w:bCs/>
                 <w:sz w:val="24"/>
                 <w:szCs w:val="24"/>
-                <w:u w:val="single"/>
-              </w:rPr>
-            </w:pPr>
-            <w:r>
-              <w:rPr>
-                <w:rFonts w:ascii="Arial" w:hAnsi="Arial" w:cs="Arial"/>
-                <w:b/>
-                <w:bCs/>
-                <w:sz w:val="24"/>
-                <w:szCs w:val="24"/>
-                <w:u w:val="single"/>
+              </w:rPr>
+            </w:pPr>
+            <w:r>
+              <w:rPr>
+                <w:rFonts w:ascii="Arial" w:hAnsi="Arial" w:cs="Arial"/>
+                <w:b/>
+                <w:bCs/>
+                <w:sz w:val="24"/>
+                <w:szCs w:val="24"/>
               </w:rPr>
               <w:t>{an</w:t>
             </w:r>
@@ -7926,7 +7456,6 @@
                 <w:bCs/>
                 <w:sz w:val="24"/>
                 <w:szCs w:val="24"/>
-                <w:u w:val="single"/>
               </w:rPr>
               <w:t>2</w:t>
             </w:r>
@@ -7937,7 +7466,6 @@
                 <w:bCs/>
                 <w:sz w:val="24"/>
                 <w:szCs w:val="24"/>
-                <w:u w:val="single"/>
               </w:rPr>
               <w:t>}</w:t>
             </w:r>
@@ -7957,17 +7485,15 @@
                 <w:bCs/>
                 <w:sz w:val="24"/>
                 <w:szCs w:val="24"/>
-                <w:u w:val="single"/>
-              </w:rPr>
-            </w:pPr>
-            <w:r>
-              <w:rPr>
-                <w:rFonts w:ascii="Arial" w:hAnsi="Arial" w:cs="Arial"/>
-                <w:b/>
-                <w:bCs/>
-                <w:sz w:val="24"/>
-                <w:szCs w:val="24"/>
-                <w:u w:val="single"/>
+              </w:rPr>
+            </w:pPr>
+            <w:r>
+              <w:rPr>
+                <w:rFonts w:ascii="Arial" w:hAnsi="Arial" w:cs="Arial"/>
+                <w:b/>
+                <w:bCs/>
+                <w:sz w:val="24"/>
+                <w:szCs w:val="24"/>
               </w:rPr>
               <w:t>{an</w:t>
             </w:r>
@@ -7978,7 +7504,6 @@
                 <w:bCs/>
                 <w:sz w:val="24"/>
                 <w:szCs w:val="24"/>
-                <w:u w:val="single"/>
               </w:rPr>
               <w:t>3</w:t>
             </w:r>
@@ -7989,7 +7514,6 @@
                 <w:bCs/>
                 <w:sz w:val="24"/>
                 <w:szCs w:val="24"/>
-                <w:u w:val="single"/>
               </w:rPr>
               <w:t>}</w:t>
             </w:r>
@@ -8009,17 +7533,15 @@
                 <w:bCs/>
                 <w:sz w:val="24"/>
                 <w:szCs w:val="24"/>
-                <w:u w:val="single"/>
-              </w:rPr>
-            </w:pPr>
-            <w:r>
-              <w:rPr>
-                <w:rFonts w:ascii="Arial" w:hAnsi="Arial" w:cs="Arial"/>
-                <w:b/>
-                <w:bCs/>
-                <w:sz w:val="24"/>
-                <w:szCs w:val="24"/>
-                <w:u w:val="single"/>
+              </w:rPr>
+            </w:pPr>
+            <w:r>
+              <w:rPr>
+                <w:rFonts w:ascii="Arial" w:hAnsi="Arial" w:cs="Arial"/>
+                <w:b/>
+                <w:bCs/>
+                <w:sz w:val="24"/>
+                <w:szCs w:val="24"/>
               </w:rPr>
               <w:t>{an</w:t>
             </w:r>
@@ -8030,7 +7552,6 @@
                 <w:bCs/>
                 <w:sz w:val="24"/>
                 <w:szCs w:val="24"/>
-                <w:u w:val="single"/>
               </w:rPr>
               <w:t>4</w:t>
             </w:r>
@@ -8041,7 +7562,6 @@
                 <w:bCs/>
                 <w:sz w:val="24"/>
                 <w:szCs w:val="24"/>
-                <w:u w:val="single"/>
               </w:rPr>
               <w:t>}</w:t>
             </w:r>
@@ -8061,17 +7581,15 @@
                 <w:bCs/>
                 <w:sz w:val="24"/>
                 <w:szCs w:val="24"/>
-                <w:u w:val="single"/>
-              </w:rPr>
-            </w:pPr>
-            <w:r>
-              <w:rPr>
-                <w:rFonts w:ascii="Arial" w:hAnsi="Arial" w:cs="Arial"/>
-                <w:b/>
-                <w:bCs/>
-                <w:sz w:val="24"/>
-                <w:szCs w:val="24"/>
-                <w:u w:val="single"/>
+              </w:rPr>
+            </w:pPr>
+            <w:r>
+              <w:rPr>
+                <w:rFonts w:ascii="Arial" w:hAnsi="Arial" w:cs="Arial"/>
+                <w:b/>
+                <w:bCs/>
+                <w:sz w:val="24"/>
+                <w:szCs w:val="24"/>
               </w:rPr>
               <w:t>{an</w:t>
             </w:r>
@@ -8082,7 +7600,6 @@
                 <w:bCs/>
                 <w:sz w:val="24"/>
                 <w:szCs w:val="24"/>
-                <w:u w:val="single"/>
               </w:rPr>
               <w:t>5</w:t>
             </w:r>
@@ -8093,7 +7610,6 @@
                 <w:bCs/>
                 <w:sz w:val="24"/>
                 <w:szCs w:val="24"/>
-                <w:u w:val="single"/>
               </w:rPr>
               <w:t>}</w:t>
             </w:r>
@@ -8162,17 +7678,15 @@
                 <w:bCs/>
                 <w:sz w:val="24"/>
                 <w:szCs w:val="24"/>
-                <w:u w:val="single"/>
-              </w:rPr>
-            </w:pPr>
-            <w:r>
-              <w:rPr>
-                <w:rFonts w:ascii="Arial" w:hAnsi="Arial" w:cs="Arial"/>
-                <w:b/>
-                <w:bCs/>
-                <w:sz w:val="24"/>
-                <w:szCs w:val="24"/>
-                <w:u w:val="single"/>
+              </w:rPr>
+            </w:pPr>
+            <w:r>
+              <w:rPr>
+                <w:rFonts w:ascii="Arial" w:hAnsi="Arial" w:cs="Arial"/>
+                <w:b/>
+                <w:bCs/>
+                <w:sz w:val="24"/>
+                <w:szCs w:val="24"/>
               </w:rPr>
               <w:t>{ha1}</w:t>
             </w:r>
@@ -8192,17 +7706,15 @@
                 <w:bCs/>
                 <w:sz w:val="24"/>
                 <w:szCs w:val="24"/>
-                <w:u w:val="single"/>
-              </w:rPr>
-            </w:pPr>
-            <w:r>
-              <w:rPr>
-                <w:rFonts w:ascii="Arial" w:hAnsi="Arial" w:cs="Arial"/>
-                <w:b/>
-                <w:bCs/>
-                <w:sz w:val="24"/>
-                <w:szCs w:val="24"/>
-                <w:u w:val="single"/>
+              </w:rPr>
+            </w:pPr>
+            <w:r>
+              <w:rPr>
+                <w:rFonts w:ascii="Arial" w:hAnsi="Arial" w:cs="Arial"/>
+                <w:b/>
+                <w:bCs/>
+                <w:sz w:val="24"/>
+                <w:szCs w:val="24"/>
               </w:rPr>
               <w:t>{ha</w:t>
             </w:r>
@@ -8213,7 +7725,6 @@
                 <w:bCs/>
                 <w:sz w:val="24"/>
                 <w:szCs w:val="24"/>
-                <w:u w:val="single"/>
               </w:rPr>
               <w:t>2</w:t>
             </w:r>
@@ -8224,7 +7735,6 @@
                 <w:bCs/>
                 <w:sz w:val="24"/>
                 <w:szCs w:val="24"/>
-                <w:u w:val="single"/>
               </w:rPr>
               <w:t>}</w:t>
             </w:r>
@@ -8244,17 +7754,15 @@
                 <w:bCs/>
                 <w:sz w:val="24"/>
                 <w:szCs w:val="24"/>
-                <w:u w:val="single"/>
-              </w:rPr>
-            </w:pPr>
-            <w:r>
-              <w:rPr>
-                <w:rFonts w:ascii="Arial" w:hAnsi="Arial" w:cs="Arial"/>
-                <w:b/>
-                <w:bCs/>
-                <w:sz w:val="24"/>
-                <w:szCs w:val="24"/>
-                <w:u w:val="single"/>
+              </w:rPr>
+            </w:pPr>
+            <w:r>
+              <w:rPr>
+                <w:rFonts w:ascii="Arial" w:hAnsi="Arial" w:cs="Arial"/>
+                <w:b/>
+                <w:bCs/>
+                <w:sz w:val="24"/>
+                <w:szCs w:val="24"/>
               </w:rPr>
               <w:t>{ha</w:t>
             </w:r>
@@ -8265,7 +7773,6 @@
                 <w:bCs/>
                 <w:sz w:val="24"/>
                 <w:szCs w:val="24"/>
-                <w:u w:val="single"/>
               </w:rPr>
               <w:t>3</w:t>
             </w:r>
@@ -8276,7 +7783,6 @@
                 <w:bCs/>
                 <w:sz w:val="24"/>
                 <w:szCs w:val="24"/>
-                <w:u w:val="single"/>
               </w:rPr>
               <w:t>}</w:t>
             </w:r>
@@ -8296,17 +7802,15 @@
                 <w:bCs/>
                 <w:sz w:val="24"/>
                 <w:szCs w:val="24"/>
-                <w:u w:val="single"/>
-              </w:rPr>
-            </w:pPr>
-            <w:r>
-              <w:rPr>
-                <w:rFonts w:ascii="Arial" w:hAnsi="Arial" w:cs="Arial"/>
-                <w:b/>
-                <w:bCs/>
-                <w:sz w:val="24"/>
-                <w:szCs w:val="24"/>
-                <w:u w:val="single"/>
+              </w:rPr>
+            </w:pPr>
+            <w:r>
+              <w:rPr>
+                <w:rFonts w:ascii="Arial" w:hAnsi="Arial" w:cs="Arial"/>
+                <w:b/>
+                <w:bCs/>
+                <w:sz w:val="24"/>
+                <w:szCs w:val="24"/>
               </w:rPr>
               <w:t>{ha</w:t>
             </w:r>
@@ -8317,7 +7821,6 @@
                 <w:bCs/>
                 <w:sz w:val="24"/>
                 <w:szCs w:val="24"/>
-                <w:u w:val="single"/>
               </w:rPr>
               <w:t>4</w:t>
             </w:r>
@@ -8328,7 +7831,6 @@
                 <w:bCs/>
                 <w:sz w:val="24"/>
                 <w:szCs w:val="24"/>
-                <w:u w:val="single"/>
               </w:rPr>
               <w:t>}</w:t>
             </w:r>
@@ -8348,17 +7850,15 @@
                 <w:bCs/>
                 <w:sz w:val="24"/>
                 <w:szCs w:val="24"/>
-                <w:u w:val="single"/>
-              </w:rPr>
-            </w:pPr>
-            <w:r>
-              <w:rPr>
-                <w:rFonts w:ascii="Arial" w:hAnsi="Arial" w:cs="Arial"/>
-                <w:b/>
-                <w:bCs/>
-                <w:sz w:val="24"/>
-                <w:szCs w:val="24"/>
-                <w:u w:val="single"/>
+              </w:rPr>
+            </w:pPr>
+            <w:r>
+              <w:rPr>
+                <w:rFonts w:ascii="Arial" w:hAnsi="Arial" w:cs="Arial"/>
+                <w:b/>
+                <w:bCs/>
+                <w:sz w:val="24"/>
+                <w:szCs w:val="24"/>
               </w:rPr>
               <w:t>{ha</w:t>
             </w:r>
@@ -8369,7 +7869,6 @@
                 <w:bCs/>
                 <w:sz w:val="24"/>
                 <w:szCs w:val="24"/>
-                <w:u w:val="single"/>
               </w:rPr>
               <w:t>5</w:t>
             </w:r>
@@ -8380,7 +7879,6 @@
                 <w:bCs/>
                 <w:sz w:val="24"/>
                 <w:szCs w:val="24"/>
-                <w:u w:val="single"/>
               </w:rPr>
               <w:t>}</w:t>
             </w:r>
@@ -9454,27 +8952,7 @@
                 <w:sz w:val="24"/>
                 <w:szCs w:val="24"/>
               </w:rPr>
-              <w:t>{</w:t>
-            </w:r>
-            <w:proofErr w:type="spellStart"/>
-            <w:r>
-              <w:rPr>
-                <w:rFonts w:ascii="Arial" w:hAnsi="Arial" w:cs="Arial"/>
-                <w:color w:val="000000" w:themeColor="text1"/>
-                <w:sz w:val="24"/>
-                <w:szCs w:val="24"/>
-              </w:rPr>
-              <w:t>dataAtual</w:t>
-            </w:r>
-            <w:proofErr w:type="spellEnd"/>
-            <w:r>
-              <w:rPr>
-                <w:rFonts w:ascii="Arial" w:hAnsi="Arial" w:cs="Arial"/>
-                <w:color w:val="000000" w:themeColor="text1"/>
-                <w:sz w:val="24"/>
-                <w:szCs w:val="24"/>
-              </w:rPr>
-              <w:t>}</w:t>
+              <w:t>{dataAtual}</w:t>
             </w:r>
           </w:p>
           <w:p>
@@ -9556,27 +9034,7 @@
                 <w:sz w:val="18"/>
                 <w:szCs w:val="18"/>
               </w:rPr>
-              <w:t xml:space="preserve">Nome: Marlei de Lima </w:t>
-            </w:r>
-            <w:proofErr w:type="spellStart"/>
-            <w:r>
-              <w:rPr>
-                <w:rFonts w:ascii="Arial" w:hAnsi="Arial" w:cs="Arial"/>
-                <w:color w:val="000000" w:themeColor="text1"/>
-                <w:sz w:val="18"/>
-                <w:szCs w:val="18"/>
-              </w:rPr>
-              <w:t>Nanya</w:t>
-            </w:r>
-            <w:proofErr w:type="spellEnd"/>
-            <w:r>
-              <w:rPr>
-                <w:rFonts w:ascii="Arial" w:hAnsi="Arial" w:cs="Arial"/>
-                <w:color w:val="000000" w:themeColor="text1"/>
-                <w:sz w:val="18"/>
-                <w:szCs w:val="18"/>
-              </w:rPr>
-              <w:t xml:space="preserve"> Felipe</w:t>
+              <w:t>Nome: Marlei de Lima Nanya Felipe</w:t>
             </w:r>
           </w:p>
           <w:p>
@@ -9755,9 +9213,24 @@
                 <w:sz w:val="24"/>
                 <w:szCs w:val="24"/>
               </w:rPr>
-              <w:t>{</w:t>
-            </w:r>
-            <w:proofErr w:type="spellStart"/>
+              <w:t>{nomeAluno}</w:t>
+            </w:r>
+            <w:r>
+              <w:rPr>
+                <w:sz w:val="24"/>
+                <w:szCs w:val="24"/>
+              </w:rPr>
+              <w:t>, RA:</w:t>
+            </w:r>
+            <w:r>
+              <w:rPr>
+                <w:b/>
+                <w:bCs/>
+                <w:sz w:val="24"/>
+                <w:szCs w:val="24"/>
+              </w:rPr>
+              <w:t xml:space="preserve"> </w:t>
+            </w:r>
             <w:r>
               <w:rPr>
                 <w:b/>
@@ -9766,9 +9239,15 @@
                 <w:sz w:val="24"/>
                 <w:szCs w:val="24"/>
               </w:rPr>
-              <w:t>nomeAluno</w:t>
-            </w:r>
-            <w:proofErr w:type="spellEnd"/>
+              <w:t>{raAluno}</w:t>
+            </w:r>
+            <w:r>
+              <w:rPr>
+                <w:sz w:val="24"/>
+                <w:szCs w:val="24"/>
+              </w:rPr>
+              <w:t>, encontra-se matriculado no </w:t>
+            </w:r>
             <w:r>
               <w:rPr>
                 <w:b/>
@@ -9777,23 +9256,14 @@
                 <w:sz w:val="24"/>
                 <w:szCs w:val="24"/>
               </w:rPr>
-              <w:t>}</w:t>
-            </w:r>
-            <w:r>
-              <w:rPr>
-                <w:sz w:val="24"/>
-                <w:szCs w:val="24"/>
-              </w:rPr>
-              <w:t>, RA:</w:t>
-            </w:r>
-            <w:r>
-              <w:rPr>
-                <w:b/>
-                <w:bCs/>
-                <w:sz w:val="24"/>
-                <w:szCs w:val="24"/>
-              </w:rPr>
-              <w:t xml:space="preserve"> </w:t>
+              <w:t>{anoAtual}</w:t>
+            </w:r>
+            <w:r>
+              <w:rPr>
+                <w:sz w:val="24"/>
+                <w:szCs w:val="24"/>
+              </w:rPr>
+              <w:t xml:space="preserve">, do Ensino Fundamental, no presente ano letivo, e apresenta aproveitamento e frequência descritos abaixo, até </w:t>
             </w:r>
             <w:r>
               <w:rPr>
@@ -9803,107 +9273,7 @@
                 <w:sz w:val="24"/>
                 <w:szCs w:val="24"/>
               </w:rPr>
-              <w:t>{</w:t>
-            </w:r>
-            <w:proofErr w:type="spellStart"/>
-            <w:r>
-              <w:rPr>
-                <w:b/>
-                <w:bCs/>
-                <w:color w:val="000066"/>
-                <w:sz w:val="24"/>
-                <w:szCs w:val="24"/>
-              </w:rPr>
-              <w:t>raAluno</w:t>
-            </w:r>
-            <w:proofErr w:type="spellEnd"/>
-            <w:r>
-              <w:rPr>
-                <w:b/>
-                <w:bCs/>
-                <w:color w:val="000066"/>
-                <w:sz w:val="24"/>
-                <w:szCs w:val="24"/>
-              </w:rPr>
-              <w:t>}</w:t>
-            </w:r>
-            <w:r>
-              <w:rPr>
-                <w:sz w:val="24"/>
-                <w:szCs w:val="24"/>
-              </w:rPr>
-              <w:t>, encontra-se matriculado no </w:t>
-            </w:r>
-            <w:r>
-              <w:rPr>
-                <w:b/>
-                <w:bCs/>
-                <w:color w:val="000066"/>
-                <w:sz w:val="24"/>
-                <w:szCs w:val="24"/>
-              </w:rPr>
-              <w:t>{</w:t>
-            </w:r>
-            <w:proofErr w:type="spellStart"/>
-            <w:r>
-              <w:rPr>
-                <w:b/>
-                <w:bCs/>
-                <w:color w:val="000066"/>
-                <w:sz w:val="24"/>
-                <w:szCs w:val="24"/>
-              </w:rPr>
-              <w:t>anoAtual</w:t>
-            </w:r>
-            <w:proofErr w:type="spellEnd"/>
-            <w:r>
-              <w:rPr>
-                <w:b/>
-                <w:bCs/>
-                <w:color w:val="000066"/>
-                <w:sz w:val="24"/>
-                <w:szCs w:val="24"/>
-              </w:rPr>
-              <w:t>}</w:t>
-            </w:r>
-            <w:r>
-              <w:rPr>
-                <w:sz w:val="24"/>
-                <w:szCs w:val="24"/>
-              </w:rPr>
-              <w:t xml:space="preserve">, do Ensino Fundamental, no presente ano letivo, e apresenta aproveitamento e frequência descritos abaixo, até </w:t>
-            </w:r>
-            <w:r>
-              <w:rPr>
-                <w:b/>
-                <w:bCs/>
-                <w:color w:val="000066"/>
-                <w:sz w:val="24"/>
-                <w:szCs w:val="24"/>
-              </w:rPr>
-              <w:t>{</w:t>
-            </w:r>
-            <w:proofErr w:type="spellStart"/>
-            <w:r>
-              <w:rPr>
-                <w:b/>
-                <w:bCs/>
-                <w:color w:val="000066"/>
-                <w:sz w:val="24"/>
-                <w:szCs w:val="24"/>
-              </w:rPr>
-              <w:t>dataSaida</w:t>
-            </w:r>
-            <w:proofErr w:type="spellEnd"/>
-            <w:r>
-              <w:rPr>
-                <w:b/>
-                <w:bCs/>
-                <w:color w:val="000066"/>
-                <w:sz w:val="24"/>
-                <w:szCs w:val="24"/>
-              </w:rPr>
-              <w:t>}</w:t>
+              <w:t>{dataSaida}</w:t>
             </w:r>
           </w:p>
         </w:tc>
@@ -10344,25 +9714,7 @@
                 <w:sz w:val="24"/>
                 <w:szCs w:val="24"/>
               </w:rPr>
-              <w:t>{</w:t>
-            </w:r>
-            <w:proofErr w:type="spellStart"/>
-            <w:r>
-              <w:rPr>
-                <w:rFonts w:cstheme="minorHAnsi"/>
-                <w:sz w:val="24"/>
-                <w:szCs w:val="24"/>
-              </w:rPr>
-              <w:t>lpF</w:t>
-            </w:r>
-            <w:proofErr w:type="spellEnd"/>
-            <w:r>
-              <w:rPr>
-                <w:rFonts w:cstheme="minorHAnsi"/>
-                <w:sz w:val="24"/>
-                <w:szCs w:val="24"/>
-              </w:rPr>
-              <w:t>}</w:t>
+              <w:t>{lpF}</w:t>
             </w:r>
           </w:p>
         </w:tc>
@@ -10550,25 +9902,7 @@
                 <w:sz w:val="24"/>
                 <w:szCs w:val="24"/>
               </w:rPr>
-              <w:t>{</w:t>
-            </w:r>
-            <w:proofErr w:type="spellStart"/>
-            <w:r>
-              <w:rPr>
-                <w:rFonts w:cstheme="minorHAnsi"/>
-                <w:sz w:val="24"/>
-                <w:szCs w:val="24"/>
-              </w:rPr>
-              <w:t>aF</w:t>
-            </w:r>
-            <w:proofErr w:type="spellEnd"/>
-            <w:r>
-              <w:rPr>
-                <w:rFonts w:cstheme="minorHAnsi"/>
-                <w:sz w:val="24"/>
-                <w:szCs w:val="24"/>
-              </w:rPr>
-              <w:t>}</w:t>
+              <w:t>{aF}</w:t>
             </w:r>
           </w:p>
         </w:tc>
@@ -10756,25 +10090,7 @@
                 <w:sz w:val="24"/>
                 <w:szCs w:val="24"/>
               </w:rPr>
-              <w:t>{</w:t>
-            </w:r>
-            <w:proofErr w:type="spellStart"/>
-            <w:r>
-              <w:rPr>
-                <w:rFonts w:cstheme="minorHAnsi"/>
-                <w:sz w:val="24"/>
-                <w:szCs w:val="24"/>
-              </w:rPr>
-              <w:t>efF</w:t>
-            </w:r>
-            <w:proofErr w:type="spellEnd"/>
-            <w:r>
-              <w:rPr>
-                <w:rFonts w:cstheme="minorHAnsi"/>
-                <w:sz w:val="24"/>
-                <w:szCs w:val="24"/>
-              </w:rPr>
-              <w:t>}</w:t>
+              <w:t>{efF}</w:t>
             </w:r>
           </w:p>
         </w:tc>
@@ -10962,25 +10278,7 @@
                 <w:sz w:val="24"/>
                 <w:szCs w:val="24"/>
               </w:rPr>
-              <w:t>{</w:t>
-            </w:r>
-            <w:proofErr w:type="spellStart"/>
-            <w:r>
-              <w:rPr>
-                <w:rFonts w:cstheme="minorHAnsi"/>
-                <w:sz w:val="24"/>
-                <w:szCs w:val="24"/>
-              </w:rPr>
-              <w:t>hF</w:t>
-            </w:r>
-            <w:proofErr w:type="spellEnd"/>
-            <w:r>
-              <w:rPr>
-                <w:rFonts w:cstheme="minorHAnsi"/>
-                <w:sz w:val="24"/>
-                <w:szCs w:val="24"/>
-              </w:rPr>
-              <w:t>}</w:t>
+              <w:t>{hF}</w:t>
             </w:r>
           </w:p>
         </w:tc>
@@ -11168,25 +10466,7 @@
                 <w:sz w:val="24"/>
                 <w:szCs w:val="24"/>
               </w:rPr>
-              <w:t>{</w:t>
-            </w:r>
-            <w:proofErr w:type="spellStart"/>
-            <w:r>
-              <w:rPr>
-                <w:rFonts w:cstheme="minorHAnsi"/>
-                <w:sz w:val="24"/>
-                <w:szCs w:val="24"/>
-              </w:rPr>
-              <w:t>gF</w:t>
-            </w:r>
-            <w:proofErr w:type="spellEnd"/>
-            <w:r>
-              <w:rPr>
-                <w:rFonts w:cstheme="minorHAnsi"/>
-                <w:sz w:val="24"/>
-                <w:szCs w:val="24"/>
-              </w:rPr>
-              <w:t>}</w:t>
+              <w:t>{gF}</w:t>
             </w:r>
           </w:p>
         </w:tc>
@@ -11375,25 +10655,7 @@
                 <w:sz w:val="24"/>
                 <w:szCs w:val="24"/>
               </w:rPr>
-              <w:t>{</w:t>
-            </w:r>
-            <w:proofErr w:type="spellStart"/>
-            <w:r>
-              <w:rPr>
-                <w:rFonts w:cstheme="minorHAnsi"/>
-                <w:sz w:val="24"/>
-                <w:szCs w:val="24"/>
-              </w:rPr>
-              <w:t>mF</w:t>
-            </w:r>
-            <w:proofErr w:type="spellEnd"/>
-            <w:r>
-              <w:rPr>
-                <w:rFonts w:cstheme="minorHAnsi"/>
-                <w:sz w:val="24"/>
-                <w:szCs w:val="24"/>
-              </w:rPr>
-              <w:t>}</w:t>
+              <w:t>{mF}</w:t>
             </w:r>
           </w:p>
         </w:tc>
@@ -11582,25 +10844,7 @@
                 <w:sz w:val="24"/>
                 <w:szCs w:val="24"/>
               </w:rPr>
-              <w:t>{</w:t>
-            </w:r>
-            <w:proofErr w:type="spellStart"/>
-            <w:r>
-              <w:rPr>
-                <w:rFonts w:cstheme="minorHAnsi"/>
-                <w:sz w:val="24"/>
-                <w:szCs w:val="24"/>
-              </w:rPr>
-              <w:t>cF</w:t>
-            </w:r>
-            <w:proofErr w:type="spellEnd"/>
-            <w:r>
-              <w:rPr>
-                <w:rFonts w:cstheme="minorHAnsi"/>
-                <w:sz w:val="24"/>
-                <w:szCs w:val="24"/>
-              </w:rPr>
-              <w:t>}</w:t>
+              <w:t>{cF}</w:t>
             </w:r>
           </w:p>
         </w:tc>
@@ -11798,25 +11042,7 @@
                 <w:sz w:val="24"/>
                 <w:szCs w:val="24"/>
               </w:rPr>
-              <w:t>{</w:t>
-            </w:r>
-            <w:proofErr w:type="spellStart"/>
-            <w:r>
-              <w:rPr>
-                <w:rFonts w:cstheme="minorHAnsi"/>
-                <w:sz w:val="24"/>
-                <w:szCs w:val="24"/>
-              </w:rPr>
-              <w:t>cmF</w:t>
-            </w:r>
-            <w:proofErr w:type="spellEnd"/>
-            <w:r>
-              <w:rPr>
-                <w:rFonts w:cstheme="minorHAnsi"/>
-                <w:sz w:val="24"/>
-                <w:szCs w:val="24"/>
-              </w:rPr>
-              <w:t>}</w:t>
+              <w:t>{cmF}</w:t>
             </w:r>
           </w:p>
         </w:tc>
@@ -11999,25 +11225,7 @@
                 <w:sz w:val="24"/>
                 <w:szCs w:val="24"/>
               </w:rPr>
-              <w:t>{</w:t>
-            </w:r>
-            <w:proofErr w:type="spellStart"/>
-            <w:r>
-              <w:rPr>
-                <w:rFonts w:cstheme="minorHAnsi"/>
-                <w:sz w:val="24"/>
-                <w:szCs w:val="24"/>
-              </w:rPr>
-              <w:t>oeF</w:t>
-            </w:r>
-            <w:proofErr w:type="spellEnd"/>
-            <w:r>
-              <w:rPr>
-                <w:rFonts w:cstheme="minorHAnsi"/>
-                <w:sz w:val="24"/>
-                <w:szCs w:val="24"/>
-              </w:rPr>
-              <w:t>}</w:t>
+              <w:t>{oeF}</w:t>
             </w:r>
           </w:p>
         </w:tc>
@@ -12200,25 +11408,7 @@
                 <w:sz w:val="24"/>
                 <w:szCs w:val="24"/>
               </w:rPr>
-              <w:t>{</w:t>
-            </w:r>
-            <w:proofErr w:type="spellStart"/>
-            <w:r>
-              <w:rPr>
-                <w:rFonts w:cstheme="minorHAnsi"/>
-                <w:sz w:val="24"/>
-                <w:szCs w:val="24"/>
-              </w:rPr>
-              <w:t>laF</w:t>
-            </w:r>
-            <w:proofErr w:type="spellEnd"/>
-            <w:r>
-              <w:rPr>
-                <w:rFonts w:cstheme="minorHAnsi"/>
-                <w:sz w:val="24"/>
-                <w:szCs w:val="24"/>
-              </w:rPr>
-              <w:t>}</w:t>
+              <w:t>{laF}</w:t>
             </w:r>
           </w:p>
         </w:tc>
@@ -12401,25 +11591,7 @@
                 <w:sz w:val="24"/>
                 <w:szCs w:val="24"/>
               </w:rPr>
-              <w:t>{</w:t>
-            </w:r>
-            <w:proofErr w:type="spellStart"/>
-            <w:r>
-              <w:rPr>
-                <w:rFonts w:cstheme="minorHAnsi"/>
-                <w:sz w:val="24"/>
-                <w:szCs w:val="24"/>
-              </w:rPr>
-              <w:t>ptF</w:t>
-            </w:r>
-            <w:proofErr w:type="spellEnd"/>
-            <w:r>
-              <w:rPr>
-                <w:rFonts w:cstheme="minorHAnsi"/>
-                <w:sz w:val="24"/>
-                <w:szCs w:val="24"/>
-              </w:rPr>
-              <w:t>}</w:t>
+              <w:t>{ptF}</w:t>
             </w:r>
           </w:p>
         </w:tc>
@@ -12610,25 +11782,7 @@
                 <w:sz w:val="24"/>
                 <w:szCs w:val="24"/>
               </w:rPr>
-              <w:t>{</w:t>
-            </w:r>
-            <w:proofErr w:type="spellStart"/>
-            <w:r>
-              <w:rPr>
-                <w:rFonts w:cstheme="minorHAnsi"/>
-                <w:sz w:val="24"/>
-                <w:szCs w:val="24"/>
-              </w:rPr>
-              <w:t>oemF</w:t>
-            </w:r>
-            <w:proofErr w:type="spellEnd"/>
-            <w:r>
-              <w:rPr>
-                <w:rFonts w:cstheme="minorHAnsi"/>
-                <w:sz w:val="24"/>
-                <w:szCs w:val="24"/>
-              </w:rPr>
-              <w:t>}</w:t>
+              <w:t>{oemF}</w:t>
             </w:r>
           </w:p>
         </w:tc>
@@ -12811,25 +11965,7 @@
                 <w:sz w:val="24"/>
                 <w:szCs w:val="24"/>
               </w:rPr>
-              <w:t>{</w:t>
-            </w:r>
-            <w:proofErr w:type="spellStart"/>
-            <w:r>
-              <w:rPr>
-                <w:rFonts w:cstheme="minorHAnsi"/>
-                <w:sz w:val="24"/>
-                <w:szCs w:val="24"/>
-              </w:rPr>
-              <w:t>liF</w:t>
-            </w:r>
-            <w:proofErr w:type="spellEnd"/>
-            <w:r>
-              <w:rPr>
-                <w:rFonts w:cstheme="minorHAnsi"/>
-                <w:sz w:val="24"/>
-                <w:szCs w:val="24"/>
-              </w:rPr>
-              <w:t>}</w:t>
+              <w:t>{liF}</w:t>
             </w:r>
           </w:p>
         </w:tc>
@@ -13012,25 +12148,7 @@
                 <w:sz w:val="24"/>
                 <w:szCs w:val="24"/>
               </w:rPr>
-              <w:t>{</w:t>
-            </w:r>
-            <w:proofErr w:type="spellStart"/>
-            <w:r>
-              <w:rPr>
-                <w:rFonts w:cstheme="minorHAnsi"/>
-                <w:sz w:val="24"/>
-                <w:szCs w:val="24"/>
-              </w:rPr>
-              <w:t>pcF</w:t>
-            </w:r>
-            <w:proofErr w:type="spellEnd"/>
-            <w:r>
-              <w:rPr>
-                <w:rFonts w:cstheme="minorHAnsi"/>
-                <w:sz w:val="24"/>
-                <w:szCs w:val="24"/>
-              </w:rPr>
-              <w:t>}</w:t>
+              <w:t>{pcF}</w:t>
             </w:r>
           </w:p>
         </w:tc>
@@ -13213,25 +12331,7 @@
                 <w:sz w:val="24"/>
                 <w:szCs w:val="24"/>
               </w:rPr>
-              <w:t>{</w:t>
-            </w:r>
-            <w:proofErr w:type="spellStart"/>
-            <w:r>
-              <w:rPr>
-                <w:rFonts w:cstheme="minorHAnsi"/>
-                <w:sz w:val="24"/>
-                <w:szCs w:val="24"/>
-              </w:rPr>
-              <w:t>peF</w:t>
-            </w:r>
-            <w:proofErr w:type="spellEnd"/>
-            <w:r>
-              <w:rPr>
-                <w:rFonts w:cstheme="minorHAnsi"/>
-                <w:sz w:val="24"/>
-                <w:szCs w:val="24"/>
-              </w:rPr>
-              <w:t>}</w:t>
+              <w:t>{peF}</w:t>
             </w:r>
           </w:p>
         </w:tc>
@@ -13414,25 +12514,7 @@
                 <w:sz w:val="24"/>
                 <w:szCs w:val="24"/>
               </w:rPr>
-              <w:t>{</w:t>
-            </w:r>
-            <w:proofErr w:type="spellStart"/>
-            <w:r>
-              <w:rPr>
-                <w:rFonts w:cstheme="minorHAnsi"/>
-                <w:sz w:val="24"/>
-                <w:szCs w:val="24"/>
-              </w:rPr>
-              <w:t>tiF</w:t>
-            </w:r>
-            <w:proofErr w:type="spellEnd"/>
-            <w:r>
-              <w:rPr>
-                <w:rFonts w:cstheme="minorHAnsi"/>
-                <w:sz w:val="24"/>
-                <w:szCs w:val="24"/>
-              </w:rPr>
-              <w:t>}</w:t>
+              <w:t>{tiF}</w:t>
             </w:r>
           </w:p>
         </w:tc>
@@ -13615,25 +12697,7 @@
                 <w:sz w:val="24"/>
                 <w:szCs w:val="24"/>
               </w:rPr>
-              <w:t>{</w:t>
-            </w:r>
-            <w:proofErr w:type="spellStart"/>
-            <w:r>
-              <w:rPr>
-                <w:rFonts w:cstheme="minorHAnsi"/>
-                <w:sz w:val="24"/>
-                <w:szCs w:val="24"/>
-              </w:rPr>
-              <w:t>assF</w:t>
-            </w:r>
-            <w:proofErr w:type="spellEnd"/>
-            <w:r>
-              <w:rPr>
-                <w:rFonts w:cstheme="minorHAnsi"/>
-                <w:sz w:val="24"/>
-                <w:szCs w:val="24"/>
-              </w:rPr>
-              <w:t>}</w:t>
+              <w:t>{assF}</w:t>
             </w:r>
           </w:p>
         </w:tc>
@@ -13716,23 +12780,7 @@
                 <w:sz w:val="24"/>
                 <w:szCs w:val="24"/>
               </w:rPr>
-              <w:t>{</w:t>
-            </w:r>
-            <w:proofErr w:type="spellStart"/>
-            <w:r>
-              <w:rPr>
-                <w:sz w:val="24"/>
-                <w:szCs w:val="24"/>
-              </w:rPr>
-              <w:t>dataAtual</w:t>
-            </w:r>
-            <w:proofErr w:type="spellEnd"/>
-            <w:r>
-              <w:rPr>
-                <w:sz w:val="24"/>
-                <w:szCs w:val="24"/>
-              </w:rPr>
-              <w:t>}</w:t>
+              <w:t>{dataAtual}</w:t>
             </w:r>
           </w:p>
         </w:tc>
@@ -13774,23 +12822,7 @@
                 <w:sz w:val="20"/>
                 <w:szCs w:val="20"/>
               </w:rPr>
-              <w:t xml:space="preserve">Nome: Marlei de Lima </w:t>
-            </w:r>
-            <w:proofErr w:type="spellStart"/>
-            <w:r>
-              <w:rPr>
-                <w:sz w:val="20"/>
-                <w:szCs w:val="20"/>
-              </w:rPr>
-              <w:t>Nanya</w:t>
-            </w:r>
-            <w:proofErr w:type="spellEnd"/>
-            <w:r>
-              <w:rPr>
-                <w:sz w:val="20"/>
-                <w:szCs w:val="20"/>
-              </w:rPr>
-              <w:t xml:space="preserve"> Felipe                                                        DIRETORA</w:t>
+              <w:t>Nome: Marlei de Lima Nanya Felipe                                                        DIRETORA</w:t>
             </w:r>
           </w:p>
           <w:p>
